--- a/wwwroot/document/FSD/FalconWebPortal/FSD_AKS_MAN_POWER_GT_WEB.docx
+++ b/wwwroot/document/FSD/FalconWebPortal/FSD_AKS_MAN_POWER_GT_WEB.docx
@@ -12,7 +12,7 @@
           <w:sz w:val="22"/>
           <w:szCs w:val="22"/>
         </w:rPr>
-        <w:id w:val="879978670"/>
+        <w:id w:val="1080795704"/>
         <w:docPartObj>
           <w:docPartGallery w:val="Table of Contents"/>
           <w:docPartUnique/>
@@ -52,7 +52,7 @@
           <w:r>
             <w:fldChar w:fldCharType="separate"/>
           </w:r>
-          <w:hyperlink w:anchor="_Toc233985293" w:history="1">
+          <w:hyperlink w:anchor="_Toc234220327" w:history="1">
             <w:r>
               <w:rPr>
                 <w:rStyle w:val="Hyperlink"/>
@@ -80,7 +80,81 @@
                 <w:noProof/>
                 <w:webHidden/>
               </w:rPr>
-              <w:instrText xml:space="preserve"> PAGEREF _Toc233985293 \h </w:instrText>
+              <w:instrText xml:space="preserve"> PAGEREF _Toc234220327 \h </w:instrText>
+            </w:r>
+            <w:r>
+              <w:rPr>
+                <w:noProof/>
+                <w:webHidden/>
+              </w:rPr>
+            </w:r>
+            <w:r>
+              <w:rPr>
+                <w:noProof/>
+                <w:webHidden/>
+              </w:rPr>
+              <w:fldChar w:fldCharType="separate"/>
+            </w:r>
+            <w:r>
+              <w:rPr>
+                <w:noProof/>
+                <w:webHidden/>
+              </w:rPr>
+              <w:t>1</w:t>
+            </w:r>
+            <w:r>
+              <w:rPr>
+                <w:noProof/>
+                <w:webHidden/>
+              </w:rPr>
+              <w:fldChar w:fldCharType="end"/>
+            </w:r>
+          </w:hyperlink>
+        </w:p>
+        <w:p>
+          <w:pPr>
+            <w:pStyle w:val="TOC1"/>
+            <w:tabs>
+              <w:tab w:val="right" w:leader="dot" w:pos="8630"/>
+            </w:tabs>
+            <w:rPr>
+              <w:rFonts w:asciiTheme="minorHAnsi" w:hAnsiTheme="minorHAnsi"/>
+              <w:noProof/>
+              <w:kern w:val="2"/>
+              <w:sz w:val="24"/>
+              <w:szCs w:val="24"/>
+              <w14:ligatures w14:val="standardContextual"/>
+            </w:rPr>
+          </w:pPr>
+          <w:hyperlink w:anchor="_Toc234220328" w:history="1">
+            <w:r>
+              <w:rPr>
+                <w:rStyle w:val="Hyperlink"/>
+                <w:rFonts w:cs="Calibri"/>
+                <w:noProof/>
+              </w:rPr>
+              <w:t>ItemSpec RM v1.2: Modul Master Data — Produk</w:t>
+            </w:r>
+            <w:r>
+              <w:rPr>
+                <w:noProof/>
+                <w:webHidden/>
+              </w:rPr>
+              <w:tab/>
+            </w:r>
+            <w:r>
+              <w:rPr>
+                <w:noProof/>
+                <w:webHidden/>
+              </w:rPr>
+              <w:fldChar w:fldCharType="begin"/>
+            </w:r>
+            <w:r>
+              <w:rPr>
+                <w:noProof/>
+                <w:webHidden/>
+              </w:rPr>
+              <w:instrText xml:space="preserve"> PAGEREF _Toc234220328 \h </w:instrText>
             </w:r>
             <w:r>
               <w:rPr>
@@ -126,7 +200,7 @@
               <w14:ligatures w14:val="standardContextual"/>
             </w:rPr>
           </w:pPr>
-          <w:hyperlink w:anchor="_Toc233985294" w:history="1">
+          <w:hyperlink w:anchor="_Toc234220329" w:history="1">
             <w:r>
               <w:rPr>
                 <w:rStyle w:val="Hyperlink"/>
@@ -154,7 +228,7 @@
                 <w:noProof/>
                 <w:webHidden/>
               </w:rPr>
-              <w:instrText xml:space="preserve"> PAGEREF _Toc233985294 \h </w:instrText>
+              <w:instrText xml:space="preserve"> PAGEREF _Toc234220329 \h </w:instrText>
             </w:r>
             <w:r>
               <w:rPr>
@@ -200,7 +274,7 @@
               <w14:ligatures w14:val="standardContextual"/>
             </w:rPr>
           </w:pPr>
-          <w:hyperlink w:anchor="_Toc233985295" w:history="1">
+          <w:hyperlink w:anchor="_Toc234220330" w:history="1">
             <w:r>
               <w:rPr>
                 <w:rStyle w:val="Hyperlink"/>
@@ -228,7 +302,7 @@
                 <w:noProof/>
                 <w:webHidden/>
               </w:rPr>
-              <w:instrText xml:space="preserve"> PAGEREF _Toc233985295 \h </w:instrText>
+              <w:instrText xml:space="preserve"> PAGEREF _Toc234220330 \h </w:instrText>
             </w:r>
             <w:r>
               <w:rPr>
@@ -248,7 +322,7 @@
                 <w:noProof/>
                 <w:webHidden/>
               </w:rPr>
-              <w:t>1</w:t>
+              <w:t>2</w:t>
             </w:r>
             <w:r>
               <w:rPr>
@@ -274,7 +348,7 @@
               <w14:ligatures w14:val="standardContextual"/>
             </w:rPr>
           </w:pPr>
-          <w:hyperlink w:anchor="_Toc233985296" w:history="1">
+          <w:hyperlink w:anchor="_Toc234220331" w:history="1">
             <w:r>
               <w:rPr>
                 <w:rStyle w:val="Hyperlink"/>
@@ -302,7 +376,81 @@
                 <w:noProof/>
                 <w:webHidden/>
               </w:rPr>
-              <w:instrText xml:space="preserve"> PAGEREF _Toc233985296 \h </w:instrText>
+              <w:instrText xml:space="preserve"> PAGEREF _Toc234220331 \h </w:instrText>
+            </w:r>
+            <w:r>
+              <w:rPr>
+                <w:noProof/>
+                <w:webHidden/>
+              </w:rPr>
+            </w:r>
+            <w:r>
+              <w:rPr>
+                <w:noProof/>
+                <w:webHidden/>
+              </w:rPr>
+              <w:fldChar w:fldCharType="separate"/>
+            </w:r>
+            <w:r>
+              <w:rPr>
+                <w:noProof/>
+                <w:webHidden/>
+              </w:rPr>
+              <w:t>3</w:t>
+            </w:r>
+            <w:r>
+              <w:rPr>
+                <w:noProof/>
+                <w:webHidden/>
+              </w:rPr>
+              <w:fldChar w:fldCharType="end"/>
+            </w:r>
+          </w:hyperlink>
+        </w:p>
+        <w:p>
+          <w:pPr>
+            <w:pStyle w:val="TOC2"/>
+            <w:tabs>
+              <w:tab w:val="right" w:leader="dot" w:pos="8630"/>
+            </w:tabs>
+            <w:rPr>
+              <w:rFonts w:asciiTheme="minorHAnsi" w:hAnsiTheme="minorHAnsi"/>
+              <w:noProof/>
+              <w:kern w:val="2"/>
+              <w:sz w:val="24"/>
+              <w:szCs w:val="24"/>
+              <w14:ligatures w14:val="standardContextual"/>
+            </w:rPr>
+          </w:pPr>
+          <w:hyperlink w:anchor="_Toc234220332" w:history="1">
+            <w:r>
+              <w:rPr>
+                <w:rStyle w:val="Hyperlink"/>
+                <w:rFonts w:cs="Calibri"/>
+                <w:noProof/>
+              </w:rPr>
+              <w:t>Integrasi</w:t>
+            </w:r>
+            <w:r>
+              <w:rPr>
+                <w:noProof/>
+                <w:webHidden/>
+              </w:rPr>
+              <w:tab/>
+            </w:r>
+            <w:r>
+              <w:rPr>
+                <w:noProof/>
+                <w:webHidden/>
+              </w:rPr>
+              <w:fldChar w:fldCharType="begin"/>
+            </w:r>
+            <w:r>
+              <w:rPr>
+                <w:noProof/>
+                <w:webHidden/>
+              </w:rPr>
+              <w:instrText xml:space="preserve"> PAGEREF _Toc234220332 \h </w:instrText>
             </w:r>
             <w:r>
               <w:rPr>
@@ -335,7 +483,7 @@
         </w:p>
         <w:p>
           <w:pPr>
-            <w:pStyle w:val="TOC2"/>
+            <w:pStyle w:val="TOC3"/>
             <w:tabs>
               <w:tab w:val="right" w:leader="dot" w:pos="8630"/>
             </w:tabs>
@@ -348,14 +496,14 @@
               <w14:ligatures w14:val="standardContextual"/>
             </w:rPr>
           </w:pPr>
-          <w:hyperlink w:anchor="_Toc233985297" w:history="1">
+          <w:hyperlink w:anchor="_Toc234220333" w:history="1">
             <w:r>
               <w:rPr>
                 <w:rStyle w:val="Hyperlink"/>
                 <w:rFonts w:cs="Calibri"/>
                 <w:noProof/>
               </w:rPr>
-              <w:t>Integrasi</w:t>
+              <w:t>Kolom DataTable Index</w:t>
             </w:r>
             <w:r>
               <w:rPr>
@@ -376,7 +524,7 @@
                 <w:noProof/>
                 <w:webHidden/>
               </w:rPr>
-              <w:instrText xml:space="preserve"> PAGEREF _Toc233985297 \h </w:instrText>
+              <w:instrText xml:space="preserve"> PAGEREF _Toc234220333 \h </w:instrText>
             </w:r>
             <w:r>
               <w:rPr>
@@ -422,14 +570,14 @@
               <w14:ligatures w14:val="standardContextual"/>
             </w:rPr>
           </w:pPr>
-          <w:hyperlink w:anchor="_Toc233985298" w:history="1">
+          <w:hyperlink w:anchor="_Toc234220334" w:history="1">
             <w:r>
               <w:rPr>
                 <w:rStyle w:val="Hyperlink"/>
                 <w:rFonts w:cs="Calibri"/>
                 <w:noProof/>
               </w:rPr>
-              <w:t>Kolom DataTable Index</w:t>
+              <w:t>Field Form</w:t>
             </w:r>
             <w:r>
               <w:rPr>
@@ -450,7 +598,7 @@
                 <w:noProof/>
                 <w:webHidden/>
               </w:rPr>
-              <w:instrText xml:space="preserve"> PAGEREF _Toc233985298 \h </w:instrText>
+              <w:instrText xml:space="preserve"> PAGEREF _Toc234220334 \h </w:instrText>
             </w:r>
             <w:r>
               <w:rPr>
@@ -496,14 +644,14 @@
               <w14:ligatures w14:val="standardContextual"/>
             </w:rPr>
           </w:pPr>
-          <w:hyperlink w:anchor="_Toc233985299" w:history="1">
+          <w:hyperlink w:anchor="_Toc234220335" w:history="1">
             <w:r>
               <w:rPr>
                 <w:rStyle w:val="Hyperlink"/>
                 <w:rFonts w:cs="Calibri"/>
                 <w:noProof/>
               </w:rPr>
-              <w:t>Field Form</w:t>
+              <w:t>Validasi Simpan</w:t>
             </w:r>
             <w:r>
               <w:rPr>
@@ -524,7 +672,7 @@
                 <w:noProof/>
                 <w:webHidden/>
               </w:rPr>
-              <w:instrText xml:space="preserve"> PAGEREF _Toc233985299 \h </w:instrText>
+              <w:instrText xml:space="preserve"> PAGEREF _Toc234220335 \h </w:instrText>
             </w:r>
             <w:r>
               <w:rPr>
@@ -570,81 +718,7 @@
               <w14:ligatures w14:val="standardContextual"/>
             </w:rPr>
           </w:pPr>
-          <w:hyperlink w:anchor="_Toc233985300" w:history="1">
-            <w:r>
-              <w:rPr>
-                <w:rStyle w:val="Hyperlink"/>
-                <w:rFonts w:cs="Calibri"/>
-                <w:noProof/>
-              </w:rPr>
-              <w:t>Validasi Simpan</w:t>
-            </w:r>
-            <w:r>
-              <w:rPr>
-                <w:noProof/>
-                <w:webHidden/>
-              </w:rPr>
-              <w:tab/>
-            </w:r>
-            <w:r>
-              <w:rPr>
-                <w:noProof/>
-                <w:webHidden/>
-              </w:rPr>
-              <w:fldChar w:fldCharType="begin"/>
-            </w:r>
-            <w:r>
-              <w:rPr>
-                <w:noProof/>
-                <w:webHidden/>
-              </w:rPr>
-              <w:instrText xml:space="preserve"> PAGEREF _Toc233985300 \h </w:instrText>
-            </w:r>
-            <w:r>
-              <w:rPr>
-                <w:noProof/>
-                <w:webHidden/>
-              </w:rPr>
-            </w:r>
-            <w:r>
-              <w:rPr>
-                <w:noProof/>
-                <w:webHidden/>
-              </w:rPr>
-              <w:fldChar w:fldCharType="separate"/>
-            </w:r>
-            <w:r>
-              <w:rPr>
-                <w:noProof/>
-                <w:webHidden/>
-              </w:rPr>
-              <w:t>6</w:t>
-            </w:r>
-            <w:r>
-              <w:rPr>
-                <w:noProof/>
-                <w:webHidden/>
-              </w:rPr>
-              <w:fldChar w:fldCharType="end"/>
-            </w:r>
-          </w:hyperlink>
-        </w:p>
-        <w:p>
-          <w:pPr>
-            <w:pStyle w:val="TOC3"/>
-            <w:tabs>
-              <w:tab w:val="right" w:leader="dot" w:pos="8630"/>
-            </w:tabs>
-            <w:rPr>
-              <w:rFonts w:asciiTheme="minorHAnsi" w:hAnsiTheme="minorHAnsi"/>
-              <w:noProof/>
-              <w:kern w:val="2"/>
-              <w:sz w:val="24"/>
-              <w:szCs w:val="24"/>
-              <w14:ligatures w14:val="standardContextual"/>
-            </w:rPr>
-          </w:pPr>
-          <w:hyperlink w:anchor="_Toc233985301" w:history="1">
+          <w:hyperlink w:anchor="_Toc234220336" w:history="1">
             <w:r>
               <w:rPr>
                 <w:rStyle w:val="Hyperlink"/>
@@ -672,7 +746,7 @@
                 <w:noProof/>
                 <w:webHidden/>
               </w:rPr>
-              <w:instrText xml:space="preserve"> PAGEREF _Toc233985301 \h </w:instrText>
+              <w:instrText xml:space="preserve"> PAGEREF _Toc234220336 \h </w:instrText>
             </w:r>
             <w:r>
               <w:rPr>
@@ -781,7 +855,7 @@
         <w:gridCol w:w="594"/>
         <w:gridCol w:w="795"/>
         <w:gridCol w:w="1085"/>
-        <w:gridCol w:w="2665"/>
+        <w:gridCol w:w="2588"/>
       </w:tblGrid>
       <w:tr>
         <w:trPr>
@@ -953,7 +1027,7 @@
                 <w:rFonts w:cs="Calibri"/>
                 <w:sz w:val="18"/>
               </w:rPr>
-              <w:t>Job fsd_1783065451336_w72x3o</w:t>
+              <w:t>Job fsd_1783302611088_eeryvu</w:t>
             </w:r>
           </w:p>
         </w:tc>
@@ -964,7 +1038,7 @@
         <w:pStyle w:val="Heading2"/>
       </w:pPr>
       <w:bookmarkStart w:id="0" w:name="master-data-produk"/>
-      <w:bookmarkStart w:id="1" w:name="_Toc233985293"/>
+      <w:bookmarkStart w:id="1" w:name="_Toc234220327"/>
       <w:r>
         <w:rPr>
           <w:rFonts w:ascii="Calibri" w:hAnsi="Calibri" w:cs="Calibri"/>
@@ -976,11 +1050,26 @@
     </w:p>
     <w:p>
       <w:pPr>
+        <w:pStyle w:val="Heading1"/>
+      </w:pPr>
+      <w:bookmarkStart w:id="2" w:name="Xee10b4f098cc675384467489f84c37633bdc7ba"/>
+      <w:bookmarkStart w:id="3" w:name="_Toc234220328"/>
+      <w:bookmarkEnd w:id="0"/>
+      <w:r>
+        <w:rPr>
+          <w:rFonts w:ascii="Calibri" w:hAnsi="Calibri" w:cs="Calibri"/>
+          <w:sz w:val="22"/>
+        </w:rPr>
+        <w:t>ItemSpec RM v1.2: Modul Master Data — Produk</w:t>
+      </w:r>
+      <w:bookmarkEnd w:id="3"/>
+    </w:p>
+    <w:p>
+      <w:pPr>
         <w:pStyle w:val="Heading2"/>
       </w:pPr>
-      <w:bookmarkStart w:id="2" w:name="tujuan-fungsional"/>
-      <w:bookmarkStart w:id="3" w:name="_Toc233985294"/>
-      <w:bookmarkEnd w:id="0"/>
+      <w:bookmarkStart w:id="4" w:name="tujuan-fungsional"/>
+      <w:bookmarkStart w:id="5" w:name="_Toc234220329"/>
       <w:r>
         <w:rPr>
           <w:rFonts w:ascii="Calibri" w:hAnsi="Calibri" w:cs="Calibri"/>
@@ -988,14 +1077,14 @@
         </w:rPr>
         <w:t>Tujuan Fungsional</w:t>
       </w:r>
-      <w:bookmarkEnd w:id="3"/>
+      <w:bookmarkEnd w:id="5"/>
     </w:p>
     <w:p>
       <w:r>
         <w:rPr>
           <w:rFonts w:cs="Calibri"/>
         </w:rPr>
-        <w:t>Modul Master Data Produk ini bertujuan untuk menyediakan antarmuka yang komprehensif bagi pengguna untuk mengelola data induk produk. Modul ini memungkinkan pengguna untuk melihat daftar produk yang ada, menambahkan produk baru, mengedit informasi produk yang sudah ada, dan menghapus produk dari sistem. Dengan demikian, modul ini memastikan ketersediaan data produk yang akurat dan terkini untuk mendukung operasional bisnis.</w:t>
+        <w:t>Modul Master Data Produk ini dirancang untuk menyediakan antarmuka terpusat bagi pengelolaan informasi produk. Tujuannya adalah untuk memastikan ketersediaan data produk yang akurat dan terkini, yang menjadi dasar bagi berbagai proses bisnis lainnya seperti penjualan, pembelian, dan inventaris. Modul ini memungkinkan pengguna untuk melihat, menambah, mengubah, dan menghapus data produk secara efisien.</w:t>
       </w:r>
     </w:p>
     <w:p>
@@ -1006,16 +1095,27 @@
         <w:rPr>
           <w:rFonts w:cs="Calibri"/>
         </w:rPr>
-        <w:t>Fungsi utama modul ini adalah memfasilitasi operasi CRUD (Create, Read, Update, Delete) pada data produk. Selain itu, modul ini juga menampilkan ringkasan statistik produk, seperti jumlah total produk, produk aktif, produk tidak aktif, jumlah kategori, dan rata-rata harga jual, untuk memberikan gambaran umum yang cepat kepada pengguna. Validasi data yang ketat diterapkan selama proses penambahan dan pengeditan untuk menjaga integritas dan konsistensi data produk.</w:t>
+        <w:t>Selain fungsi CRUD (Create, Read, Update, Delete) dasar, modul ini juga menyajikan ringkasan statistik penting terkait produk, seperti jumlah total produk, produk aktif dan tidak aktif, jumlah kategori dan brand, serta rata-rata harga jual. Informasi ini membantu dalam pemantauan dan analisis cepat terhadap portofolio produk yang ada.</w:t>
       </w:r>
     </w:p>
     <w:p>
       <w:pPr>
+        <w:pStyle w:val="BodyText"/>
+      </w:pPr>
+      <w:r>
+        <w:rPr>
+          <w:rFonts w:cs="Calibri"/>
+        </w:rPr>
+        <w:t>Dengan adanya modul ini, diharapkan integritas data produk dapat terjaga melalui serangkaian validasi input, serta mempermudah pengguna dalam mengelola katalog produk PT Kalbe Nutritionals.</w:t>
+      </w:r>
+    </w:p>
+    <w:p>
+      <w:pPr>
         <w:pStyle w:val="Heading2"/>
       </w:pPr>
-      <w:bookmarkStart w:id="4" w:name="alur-pengguna"/>
-      <w:bookmarkStart w:id="5" w:name="_Toc233985295"/>
-      <w:bookmarkEnd w:id="2"/>
+      <w:bookmarkStart w:id="6" w:name="alur-pengguna"/>
+      <w:bookmarkStart w:id="7" w:name="_Toc234220330"/>
+      <w:bookmarkEnd w:id="4"/>
       <w:r>
         <w:rPr>
           <w:rFonts w:ascii="Calibri" w:hAnsi="Calibri" w:cs="Calibri"/>
@@ -1023,7 +1123,7 @@
         </w:rPr>
         <w:t>Alur Pengguna</w:t>
       </w:r>
-      <w:bookmarkEnd w:id="5"/>
+      <w:bookmarkEnd w:id="7"/>
     </w:p>
     <w:p>
       <w:pPr>
@@ -1038,119 +1138,149 @@
           <w:b/>
           <w:bCs/>
         </w:rPr>
-        <w:t>Akses Halaman Indeks Produk (</w:t>
+        <w:t>Melihat Daftar Produk (Index):</w:t>
       </w:r>
+    </w:p>
+    <w:p>
+      <w:pPr>
+        <w:numPr>
+          <w:ilvl w:val="1"/>
+          <w:numId w:val="12"/>
+        </w:numPr>
+      </w:pPr>
+      <w:r>
+        <w:rPr>
+          <w:rFonts w:cs="Calibri"/>
+        </w:rPr>
+        <w:t>Pengguna mengakses Views/FPRS/MasterData/Produk/index.html.</w:t>
+      </w:r>
+    </w:p>
+    <w:p>
+      <w:pPr>
+        <w:numPr>
+          <w:ilvl w:val="1"/>
+          <w:numId w:val="12"/>
+        </w:numPr>
+      </w:pPr>
+      <w:r>
+        <w:rPr>
+          <w:rFonts w:cs="Calibri"/>
+        </w:rPr>
+        <w:t>Sistem akan memuat data produk dari localStorage (atau dari produk.json jika localStorage kosong) dan menampilkannya dalam format tabel.</w:t>
+      </w:r>
+    </w:p>
+    <w:p>
+      <w:pPr>
+        <w:numPr>
+          <w:ilvl w:val="1"/>
+          <w:numId w:val="12"/>
+        </w:numPr>
+      </w:pPr>
+      <w:r>
+        <w:rPr>
+          <w:rFonts w:cs="Calibri"/>
+        </w:rPr>
+        <w:t>Tabel menampilkan kolom NO, KODE, PRODUK, KATEGORI, BRAND, UNIT, HARGA JUAL, PAJAK, dan STATUS.</w:t>
+      </w:r>
+    </w:p>
+    <w:p>
+      <w:pPr>
+        <w:numPr>
+          <w:ilvl w:val="1"/>
+          <w:numId w:val="12"/>
+        </w:numPr>
+      </w:pPr>
+      <w:r>
+        <w:rPr>
+          <w:rFonts w:cs="Calibri"/>
+        </w:rPr>
+        <w:t>Di bagian atas tabel, ditampilkan ringkasan statistik produk seperti total produk, jumlah kategori, produk aktif/tidak aktif, rata-rata harga, dan jumlah brand.</w:t>
+      </w:r>
+    </w:p>
+    <w:p>
+      <w:pPr>
+        <w:numPr>
+          <w:ilvl w:val="1"/>
+          <w:numId w:val="12"/>
+        </w:numPr>
+      </w:pPr>
+      <w:r>
+        <w:rPr>
+          <w:rFonts w:cs="Calibri"/>
+        </w:rPr>
+        <w:t>Pengguna dapat menggunakan fitur pencarian global dan filter per kolom untuk menemukan produk tertentu.</w:t>
+      </w:r>
+    </w:p>
+    <w:p>
+      <w:pPr>
+        <w:numPr>
+          <w:ilvl w:val="1"/>
+          <w:numId w:val="12"/>
+        </w:numPr>
+      </w:pPr>
+      <w:r>
+        <w:rPr>
+          <w:rFonts w:cs="Calibri"/>
+        </w:rPr>
+        <w:t>Setiap baris produk memiliki tombol aksi untuk “Detail” (detail.html?id={id}), “Edit” (add.html?id={id}), dan “Hapus”.</w:t>
+      </w:r>
+    </w:p>
+    <w:p>
+      <w:pPr>
+        <w:numPr>
+          <w:ilvl w:val="0"/>
+          <w:numId w:val="11"/>
+        </w:numPr>
+      </w:pPr>
       <w:r>
         <w:rPr>
           <w:rFonts w:cs="Calibri"/>
           <w:b/>
           <w:bCs/>
         </w:rPr>
-        <w:t>Views/FPRS/MasterData/Produk/index.html)</w:t>
+        <w:t>Menambah Produk Baru (Tambah):</w:t>
       </w:r>
     </w:p>
     <w:p>
       <w:pPr>
         <w:numPr>
           <w:ilvl w:val="1"/>
-          <w:numId w:val="12"/>
+          <w:numId w:val="13"/>
         </w:numPr>
       </w:pPr>
       <w:r>
         <w:rPr>
           <w:rFonts w:cs="Calibri"/>
         </w:rPr>
-        <w:t>Pengguna mengakses halaman indeks produk.</w:t>
+        <w:t>Pengguna mengklik tombol “Tambah Produk” (implisit dari add.html).</w:t>
       </w:r>
     </w:p>
     <w:p>
       <w:pPr>
         <w:numPr>
           <w:ilvl w:val="1"/>
-          <w:numId w:val="12"/>
+          <w:numId w:val="13"/>
         </w:numPr>
       </w:pPr>
       <w:r>
         <w:rPr>
           <w:rFonts w:cs="Calibri"/>
         </w:rPr>
-        <w:t>Sistem akan memeriksa keberadaan data produk di localStorage dengan kunci md_produk.</w:t>
+        <w:t>Pengguna diarahkan ke Views/FPRS/MasterData/Produk/add.html untuk mengisi formulir penambahan produk baru.</w:t>
       </w:r>
     </w:p>
     <w:p>
       <w:pPr>
         <w:numPr>
           <w:ilvl w:val="1"/>
-          <w:numId w:val="12"/>
+          <w:numId w:val="13"/>
         </w:numPr>
       </w:pPr>
       <w:r>
         <w:rPr>
           <w:rFonts w:cs="Calibri"/>
         </w:rPr>
-        <w:t>Jika localStorage kosong, sistem akan memuat data awal dari ../../../../wwwroot/data/produk.json, menyimpannya ke localStorage, lalu menampilkan data tersebut.</w:t>
-      </w:r>
-    </w:p>
-    <w:p>
-      <w:pPr>
-        <w:numPr>
-          <w:ilvl w:val="1"/>
-          <w:numId w:val="12"/>
-        </w:numPr>
-      </w:pPr>
-      <w:r>
-        <w:rPr>
-          <w:rFonts w:cs="Calibri"/>
-        </w:rPr>
-        <w:t>Jika data sudah ada di localStorage, sistem akan langsung memuat dan menampilkan data tersebut.</w:t>
-      </w:r>
-    </w:p>
-    <w:p>
-      <w:pPr>
-        <w:numPr>
-          <w:ilvl w:val="1"/>
-          <w:numId w:val="12"/>
-        </w:numPr>
-      </w:pPr>
-      <w:r>
-        <w:rPr>
-          <w:rFonts w:cs="Calibri"/>
-        </w:rPr>
-        <w:t>Data produk ditampilkan dalam format tabel (#tbl</w:t>
-      </w:r>
-      <w:r>
-        <w:rPr>
-          <w:rFonts w:cs="Calibri"/>
-        </w:rPr>
-        <w:t>) yang dilengkapi dengan fitur pencarian global, filter per kolom, paginasi, dan pengaturan jumlah entri per halaman.</w:t>
-      </w:r>
-    </w:p>
-    <w:p>
-      <w:pPr>
-        <w:numPr>
-          <w:ilvl w:val="1"/>
-          <w:numId w:val="12"/>
-        </w:numPr>
-      </w:pPr>
-      <w:r>
-        <w:rPr>
-          <w:rFonts w:cs="Calibri"/>
-        </w:rPr>
-        <w:t>Statistik ringkasan produk (total, aktif, tidak aktif, kategori, brand, harga rata-rata) ditampilkan di bagian atas halaman.</w:t>
-      </w:r>
-    </w:p>
-    <w:p>
-      <w:pPr>
-        <w:numPr>
-          <w:ilvl w:val="1"/>
-          <w:numId w:val="12"/>
-        </w:numPr>
-      </w:pPr>
-      <w:r>
-        <w:rPr>
-          <w:rFonts w:cs="Calibri"/>
-        </w:rPr>
-        <w:t>Setiap baris produk dalam tabel dilengkapi dengan tombol aksi untuk “Detail”, “Edit”, dan “Hapus”.</w:t>
+        <w:t>Pengguna mengisi data pada kolom Kode Produk, Nama Produk, Kategori Produk, Brand, Divisi, Harga Beli, Harga Jual, Skema Pajak, Unit Konversi, Status Produk, serta opsional Berat, Panjang, Lebar, dan Tinggi.</w:t>
       </w:r>
     </w:p>
     <w:p>
@@ -1166,35 +1296,35 @@
           <w:b/>
           <w:bCs/>
         </w:rPr>
-        <w:t>Menambah Produk Baru (Views/FPRS/MasterData/Produk/add.html)</w:t>
+        <w:t>Validasi Formulir:</w:t>
       </w:r>
     </w:p>
     <w:p>
       <w:pPr>
         <w:numPr>
           <w:ilvl w:val="1"/>
-          <w:numId w:val="13"/>
+          <w:numId w:val="14"/>
         </w:numPr>
       </w:pPr>
       <w:r>
         <w:rPr>
           <w:rFonts w:cs="Calibri"/>
         </w:rPr>
-        <w:t>Pengguna mengklik tombol “Tambah Produk” (atau sejenisnya) yang mengarahkan ke halaman add.html.</w:t>
+        <w:t>Saat pengguna mencoba menyimpan formulir, sistem akan melakukan validasi terhadap setiap input.</w:t>
       </w:r>
     </w:p>
     <w:p>
       <w:pPr>
         <w:numPr>
           <w:ilvl w:val="1"/>
-          <w:numId w:val="13"/>
+          <w:numId w:val="14"/>
         </w:numPr>
       </w:pPr>
       <w:r>
         <w:rPr>
           <w:rFonts w:cs="Calibri"/>
         </w:rPr>
-        <w:t>Pengguna mengisi kolom-kolom yang tersedia: Kode Produk, Nama Produk, Kategori Produk, Brand, Divisi, Harga Beli, Harga Jual, Skema Pajak, Unit Konversi, Status Produk, Berat (opsional), Panjang (opsional), Lebar (opsional), Tinggi (opsional).</w:t>
+        <w:t>Jika ada input yang tidak memenuhi kriteria validasi (misalnya, kolom wajib kosong, format salah, atau nilai tidak valid), sistem akan menampilkan pesan kesalahan di bawah kolom terkait (showFieldError) dan menampilkan dialog peringatan “Validasi Gagal” menggunakan Swal.fire.</w:t>
       </w:r>
     </w:p>
     <w:p>
@@ -1210,55 +1340,41 @@
           <w:b/>
           <w:bCs/>
         </w:rPr>
-        <w:t>Validasi Form</w:t>
+        <w:t>Menyimpan Produk:</w:t>
       </w:r>
     </w:p>
     <w:p>
       <w:pPr>
         <w:numPr>
           <w:ilvl w:val="1"/>
-          <w:numId w:val="14"/>
+          <w:numId w:val="15"/>
         </w:numPr>
       </w:pPr>
       <w:r>
         <w:rPr>
           <w:rFonts w:cs="Calibri"/>
         </w:rPr>
-        <w:t>Saat pengguna mencoba menyimpan produk, sistem akan melakukan validasi pada setiap kolom yang diisi.</w:t>
+        <w:t>Jika semua validasi berhasil, data produk akan disimpan ke localStorage dengan kunci md_produk.</w:t>
       </w:r>
     </w:p>
     <w:p>
       <w:pPr>
         <w:numPr>
           <w:ilvl w:val="1"/>
-          <w:numId w:val="14"/>
+          <w:numId w:val="15"/>
         </w:numPr>
       </w:pPr>
       <w:r>
         <w:rPr>
           <w:rFonts w:cs="Calibri"/>
         </w:rPr>
-        <w:t xml:space="preserve">Jika ada validasi yang gagal, pesan kesalahan spesifik akan ditampilkan di bawah kolom yang relevan (showFieldError), dan sebuah dialog peringatan </w:t>
+        <w:t xml:space="preserve">Setelah berhasil disimpan, sistem menampilkan dialog sukses “Berhasil!” menggunakan Swal.fire </w:t>
       </w:r>
       <w:r>
         <w:rPr>
           <w:rFonts w:cs="Calibri"/>
         </w:rPr>
-        <w:t>“Validasi Gagal” akan muncul (Swal.fire).</w:t>
-      </w:r>
-    </w:p>
-    <w:p>
-      <w:pPr>
-        <w:numPr>
-          <w:ilvl w:val="1"/>
-          <w:numId w:val="14"/>
-        </w:numPr>
-      </w:pPr>
-      <w:r>
-        <w:rPr>
-          <w:rFonts w:cs="Calibri"/>
-        </w:rPr>
-        <w:t>Pengguna harus memperbaiki semua kesalahan validasi sebelum dapat menyimpan data.</w:t>
+        <w:t>dan secara otomatis mengarahkan pengguna kembali ke halaman daftar produk (index.html).</w:t>
       </w:r>
     </w:p>
     <w:p>
@@ -1274,49 +1390,63 @@
           <w:b/>
           <w:bCs/>
         </w:rPr>
-        <w:t>Menyimpan Produk</w:t>
+        <w:t>Mengedit Produk (Edit):</w:t>
       </w:r>
     </w:p>
     <w:p>
       <w:pPr>
         <w:numPr>
           <w:ilvl w:val="1"/>
-          <w:numId w:val="15"/>
+          <w:numId w:val="16"/>
         </w:numPr>
       </w:pPr>
       <w:r>
         <w:rPr>
           <w:rFonts w:cs="Calibri"/>
         </w:rPr>
-        <w:t>Jika semua validasi berhasil, sistem akan menyimpan data produk baru ke localStorage dengan kunci md_produk.</w:t>
+        <w:t>Dari halaman daftar produk, pengguna mengklik tombol “Edit” () pada baris produk yang ingin diubah.</w:t>
       </w:r>
     </w:p>
     <w:p>
       <w:pPr>
         <w:numPr>
           <w:ilvl w:val="1"/>
-          <w:numId w:val="15"/>
+          <w:numId w:val="16"/>
         </w:numPr>
       </w:pPr>
       <w:r>
         <w:rPr>
           <w:rFonts w:cs="Calibri"/>
         </w:rPr>
-        <w:t>Sebuah dialog sukses “Berhasil!” akan muncul (Swal.fire), mengonfirmasi bahwa produk telah disimpan.</w:t>
+        <w:t>Pengguna diarahkan ke Views/FPRS/MasterData/Produk/add.html?id={id_produk} dengan formulir yang sudah terisi data produk yang dipilih.</w:t>
       </w:r>
     </w:p>
     <w:p>
       <w:pPr>
         <w:numPr>
           <w:ilvl w:val="1"/>
-          <w:numId w:val="15"/>
+          <w:numId w:val="16"/>
         </w:numPr>
       </w:pPr>
       <w:r>
         <w:rPr>
           <w:rFonts w:cs="Calibri"/>
         </w:rPr>
-        <w:t>Setelah dialog sukses ditutup, pengguna akan diarahkan kembali ke halaman indeks index.html.</w:t>
+        <w:t>Pengguna melakukan perubahan pada kolom yang diinginkan.</w:t>
+      </w:r>
+    </w:p>
+    <w:p>
+      <w:pPr>
+        <w:numPr>
+          <w:ilvl w:val="1"/>
+          <w:numId w:val="16"/>
+        </w:numPr>
+      </w:pPr>
+      <w:r>
+        <w:rPr>
+          <w:rFonts w:cs="Calibri"/>
+        </w:rPr>
+        <w:t>Proses validasi dan penyimpanan akan sama seperti saat menambah produk baru.</w:t>
       </w:r>
     </w:p>
     <w:p>
@@ -1332,220 +1462,72 @@
           <w:b/>
           <w:bCs/>
         </w:rPr>
-        <w:t>Mengedit Produk (</w:t>
-      </w:r>
-      <w:r>
-        <w:rPr>
-          <w:rFonts w:cs="Calibri"/>
-          <w:b/>
-          <w:bCs/>
-        </w:rPr>
-        <w:t>Views/FPRS/MasterData/Produk/add.html?id={product_id})</w:t>
+        <w:t>Menghapus Produk (Hapus):</w:t>
       </w:r>
     </w:p>
     <w:p>
       <w:pPr>
         <w:numPr>
           <w:ilvl w:val="1"/>
-          <w:numId w:val="16"/>
+          <w:numId w:val="17"/>
         </w:numPr>
       </w:pPr>
       <w:r>
         <w:rPr>
           <w:rFonts w:cs="Calibri"/>
         </w:rPr>
-        <w:t>Dari halaman indeks, pengguna mengklik tombol “Edit” pada baris produk yang ingin diubah. Ini akan mengarahkan ke halaman add.html dengan parameter id produk.</w:t>
+        <w:t>Dari halaman daftar produk, pengguna mengklik tombol “Hapus” () pada baris produk yang ingin dihapus.</w:t>
       </w:r>
     </w:p>
     <w:p>
       <w:pPr>
         <w:numPr>
           <w:ilvl w:val="1"/>
-          <w:numId w:val="16"/>
+          <w:numId w:val="17"/>
         </w:numPr>
       </w:pPr>
       <w:r>
         <w:rPr>
           <w:rFonts w:cs="Calibri"/>
         </w:rPr>
-        <w:t>Form add.html akan dimuat dengan data produk yang sudah ada terisi di kolom-kolom yang relevan.</w:t>
+        <w:t>Sistem menampilkan dialog konfirmasi “Hapus Produk {nama_produk}?” menggunakan Swal.fire, dengan opsi “Ya, Hapus” atau “Batal”.</w:t>
       </w:r>
     </w:p>
     <w:p>
       <w:pPr>
         <w:numPr>
           <w:ilvl w:val="1"/>
-          <w:numId w:val="16"/>
+          <w:numId w:val="17"/>
         </w:numPr>
       </w:pPr>
       <w:r>
         <w:rPr>
           <w:rFonts w:cs="Calibri"/>
         </w:rPr>
-        <w:t>Pengguna memodifikasi data produk sesuai kebutuhan.</w:t>
+        <w:t>Jika pengguna memilih “Ya, Hapus”, sistem akan menghapus data produk dari localStorage.</w:t>
       </w:r>
     </w:p>
     <w:p>
       <w:pPr>
         <w:numPr>
           <w:ilvl w:val="1"/>
-          <w:numId w:val="16"/>
+          <w:numId w:val="17"/>
         </w:numPr>
       </w:pPr>
       <w:r>
         <w:rPr>
           <w:rFonts w:cs="Calibri"/>
         </w:rPr>
-        <w:t>Sistem melakukan validasi form seperti pada alur “Menambah Produk Baru”.</w:t>
+        <w:t>Setelah berhasil dihapus, sistem menampilkan dialog sukses “Dihapus!” menggunakan Swal.fire dan memperbarui tampilan daftar produk secara otomatis.</w:t>
       </w:r>
     </w:p>
     <w:p>
       <w:pPr>
-        <w:numPr>
-          <w:ilvl w:val="1"/>
-          <w:numId w:val="16"/>
-        </w:numPr>
-      </w:pPr>
-      <w:r>
-        <w:rPr>
-          <w:rFonts w:cs="Calibri"/>
-        </w:rPr>
-        <w:t xml:space="preserve">Jika validasi berhasil, sistem akan memperbarui data produk yang ada di </w:t>
-      </w:r>
-      <w:r>
-        <w:rPr>
-          <w:rFonts w:cs="Calibri"/>
-        </w:rPr>
-        <w:t>localStorage.</w:t>
-      </w:r>
-    </w:p>
-    <w:p>
-      <w:pPr>
-        <w:numPr>
-          <w:ilvl w:val="1"/>
-          <w:numId w:val="16"/>
-        </w:numPr>
-      </w:pPr>
-      <w:r>
-        <w:rPr>
-          <w:rFonts w:cs="Calibri"/>
-        </w:rPr>
-        <w:t>Sebuah dialog sukses “Berhasil!” akan muncul (Swal.fire), mengonfirmasi bahwa produk telah diperbarui.</w:t>
-      </w:r>
-    </w:p>
-    <w:p>
-      <w:pPr>
-        <w:numPr>
-          <w:ilvl w:val="1"/>
-          <w:numId w:val="16"/>
-        </w:numPr>
-      </w:pPr>
-      <w:r>
-        <w:rPr>
-          <w:rFonts w:cs="Calibri"/>
-        </w:rPr>
-        <w:t>Setelah dialog sukses ditutup, pengguna akan diarahkan kembali ke halaman indeks index.html.</w:t>
-      </w:r>
-    </w:p>
-    <w:p>
-      <w:pPr>
-        <w:numPr>
-          <w:ilvl w:val="0"/>
-          <w:numId w:val="11"/>
-        </w:numPr>
-      </w:pPr>
-      <w:r>
-        <w:rPr>
-          <w:rFonts w:cs="Calibri"/>
-          <w:b/>
-          <w:bCs/>
-        </w:rPr>
-        <w:t>Menghapus Produk</w:t>
-      </w:r>
-    </w:p>
-    <w:p>
-      <w:pPr>
-        <w:numPr>
-          <w:ilvl w:val="1"/>
-          <w:numId w:val="17"/>
-        </w:numPr>
-      </w:pPr>
-      <w:r>
-        <w:rPr>
-          <w:rFonts w:cs="Calibri"/>
-        </w:rPr>
-        <w:t>Dari halaman indeks, pengguna mengklik tombol “Hapus” pada baris produk yang ingin dihapus.</w:t>
-      </w:r>
-    </w:p>
-    <w:p>
-      <w:pPr>
-        <w:numPr>
-          <w:ilvl w:val="1"/>
-          <w:numId w:val="17"/>
-        </w:numPr>
-      </w:pPr>
-      <w:r>
-        <w:rPr>
-          <w:rFonts w:cs="Calibri"/>
-        </w:rPr>
-        <w:t>Sebuah dialog konfirmasi “Hapus Produk ‘[Nama Produk]’?” akan muncul (Swal.fire), meminta konfirmasi pengguna.</w:t>
-      </w:r>
-    </w:p>
-    <w:p>
-      <w:pPr>
-        <w:numPr>
-          <w:ilvl w:val="1"/>
-          <w:numId w:val="17"/>
-        </w:numPr>
-      </w:pPr>
-      <w:r>
-        <w:rPr>
-          <w:rFonts w:cs="Calibri"/>
-        </w:rPr>
-        <w:t xml:space="preserve">Jika pengguna mengonfirmasi penghapusan, sistem akan menghapus data produk dari </w:t>
-      </w:r>
-      <w:r>
-        <w:rPr>
-          <w:rFonts w:cs="Calibri"/>
-        </w:rPr>
-        <w:t>localStorage.</w:t>
-      </w:r>
-    </w:p>
-    <w:p>
-      <w:pPr>
-        <w:numPr>
-          <w:ilvl w:val="1"/>
-          <w:numId w:val="17"/>
-        </w:numPr>
-      </w:pPr>
-      <w:r>
-        <w:rPr>
-          <w:rFonts w:cs="Calibri"/>
-        </w:rPr>
-        <w:t>Sebuah dialog sukses “Dihapus!” akan muncul (Swal.fire), mengonfirmasi penghapusan.</w:t>
-      </w:r>
-    </w:p>
-    <w:p>
-      <w:pPr>
-        <w:numPr>
-          <w:ilvl w:val="1"/>
-          <w:numId w:val="17"/>
-        </w:numPr>
-      </w:pPr>
-      <w:r>
-        <w:rPr>
-          <w:rFonts w:cs="Calibri"/>
-        </w:rPr>
-        <w:t>Tabel produk di halaman indeks akan diperbarui secara otomatis setelah penghapusan.</w:t>
-      </w:r>
-    </w:p>
-    <w:p>
-      <w:pPr>
         <w:pStyle w:val="Heading2"/>
       </w:pPr>
-      <w:bookmarkStart w:id="6" w:name="business-rules"/>
-      <w:bookmarkStart w:id="7" w:name="_Toc233985296"/>
-      <w:bookmarkEnd w:id="4"/>
+      <w:bookmarkStart w:id="8" w:name="business-rules"/>
+      <w:bookmarkStart w:id="9" w:name="_Toc234220331"/>
+      <w:bookmarkEnd w:id="6"/>
       <w:r>
         <w:rPr>
           <w:rFonts w:ascii="Calibri" w:hAnsi="Calibri" w:cs="Calibri"/>
@@ -1553,7 +1535,7 @@
         </w:rPr>
         <w:t>Business Rules</w:t>
       </w:r>
-      <w:bookmarkEnd w:id="7"/>
+      <w:bookmarkEnd w:id="9"/>
     </w:p>
     <w:p>
       <w:r>
@@ -1576,35 +1558,13 @@
           <w:b/>
           <w:bCs/>
         </w:rPr>
-        <w:t>BR-001 (Kode Produk Wajib Diisi):</w:t>
+        <w:t>BR-001: Kode Produk Wajib Diisi.</w:t>
       </w:r>
       <w:r>
         <w:rPr>
           <w:rFonts w:cs="Calibri"/>
         </w:rPr>
-        <w:t xml:space="preserve"> Kolom Kode Produk (#kode) wajib diisi.</w:t>
-      </w:r>
-    </w:p>
-    <w:p>
-      <w:pPr>
-        <w:numPr>
-          <w:ilvl w:val="1"/>
-          <w:numId w:val="19"/>
-        </w:numPr>
-      </w:pPr>
-      <w:r>
-        <w:rPr>
-          <w:rFonts w:cs="Calibri"/>
-          <w:i/>
-          <w:iCs/>
-        </w:rPr>
-        <w:t>Validasi:</w:t>
-      </w:r>
-      <w:r>
-        <w:rPr>
-          <w:rFonts w:cs="Calibri"/>
-        </w:rPr>
-        <w:t xml:space="preserve"> showFieldError('kode', 'Kode produk wajib diisi.')</w:t>
+        <w:t xml:space="preserve"> Kolom Kode Produk (#kode) tidak boleh kosong.</w:t>
       </w:r>
     </w:p>
     <w:p>
@@ -1620,41 +1580,13 @@
           <w:b/>
           <w:bCs/>
         </w:rPr>
-        <w:t>BR-002 (Kode Produk Minimal Karakter):</w:t>
+        <w:t>BR-002: Panjang Minimal Kode Produk.</w:t>
       </w:r>
       <w:r>
         <w:rPr>
           <w:rFonts w:cs="Calibri"/>
         </w:rPr>
-        <w:t xml:space="preserve"> Kolom Kode Produk (#kode) </w:t>
-      </w:r>
-      <w:r>
-        <w:rPr>
-          <w:rFonts w:cs="Calibri"/>
-        </w:rPr>
-        <w:t>harus memiliki minimal 3 karakter.</w:t>
-      </w:r>
-    </w:p>
-    <w:p>
-      <w:pPr>
-        <w:numPr>
-          <w:ilvl w:val="1"/>
-          <w:numId w:val="20"/>
-        </w:numPr>
-      </w:pPr>
-      <w:r>
-        <w:rPr>
-          <w:rFonts w:cs="Calibri"/>
-          <w:i/>
-          <w:iCs/>
-        </w:rPr>
-        <w:t>Validasi:</w:t>
-      </w:r>
-      <w:r>
-        <w:rPr>
-          <w:rFonts w:cs="Calibri"/>
-        </w:rPr>
-        <w:t xml:space="preserve"> showFieldError('kode', 'Kode produk minimal 3 karakter.')</w:t>
+        <w:t xml:space="preserve"> Kode Produk (#kode) harus memiliki minimal 3 karakter.</w:t>
       </w:r>
     </w:p>
     <w:p>
@@ -1670,35 +1602,13 @@
           <w:b/>
           <w:bCs/>
         </w:rPr>
-        <w:t>BR-003 (Format Kode Produk):</w:t>
+        <w:t>BR-003: Format Kode Produk.</w:t>
       </w:r>
       <w:r>
         <w:rPr>
           <w:rFonts w:cs="Calibri"/>
         </w:rPr>
-        <w:t xml:space="preserve"> Kolom Kode Produk (#kode) hanya boleh berisi huruf (a-z, A-Z), angka (0-9), tanda hubung (-), atau garis bawah (_).</w:t>
-      </w:r>
-    </w:p>
-    <w:p>
-      <w:pPr>
-        <w:numPr>
-          <w:ilvl w:val="1"/>
-          <w:numId w:val="21"/>
-        </w:numPr>
-      </w:pPr>
-      <w:r>
-        <w:rPr>
-          <w:rFonts w:cs="Calibri"/>
-          <w:i/>
-          <w:iCs/>
-        </w:rPr>
-        <w:t>Validasi:</w:t>
-      </w:r>
-      <w:r>
-        <w:rPr>
-          <w:rFonts w:cs="Calibri"/>
-        </w:rPr>
-        <w:t xml:space="preserve"> showFieldError('kode', 'Kode hanya boleh berisi huruf, angka, dash (-)')</w:t>
+        <w:t xml:space="preserve"> Kode Produk (#kode) hanya boleh berisi huruf (a-z, A-Z), angka (0-9), tanda hubung (-), atau garis bawah (_).</w:t>
       </w:r>
     </w:p>
     <w:p>
@@ -1714,29 +1624,305 @@
           <w:b/>
           <w:bCs/>
         </w:rPr>
-        <w:t>BR-004 (Kode Produk Unik):</w:t>
+        <w:t>BR-004: Keunikan Kode Produk.</w:t>
       </w:r>
       <w:r>
         <w:rPr>
           <w:rFonts w:cs="Calibri"/>
         </w:rPr>
-        <w:t xml:space="preserve"> Kolom Kode Produk (#kode) harus unik dan tidak boleh sama dengan kode produk lain yang sudah ada.</w:t>
+        <w:t xml:space="preserve"> Kode Produk (#kode) harus unik; tidak boleh ada dua produk dengan kode yang sama.</w:t>
       </w:r>
     </w:p>
     <w:p>
       <w:pPr>
         <w:numPr>
-          <w:ilvl w:val="1"/>
-          <w:numId w:val="22"/>
+          <w:ilvl w:val="0"/>
+          <w:numId w:val="18"/>
         </w:numPr>
       </w:pPr>
       <w:r>
         <w:rPr>
           <w:rFonts w:cs="Calibri"/>
-          <w:i/>
-          <w:iCs/>
+          <w:b/>
+          <w:bCs/>
         </w:rPr>
-        <w:t>Validasi:</w:t>
+        <w:t>BR-005: Nama Produk Wajib Diisi.</w:t>
+      </w:r>
+      <w:r>
+        <w:rPr>
+          <w:rFonts w:cs="Calibri"/>
+        </w:rPr>
+        <w:t xml:space="preserve"> Kolom Nama Produk (#nama) tidak boleh kosong.</w:t>
+      </w:r>
+    </w:p>
+    <w:p>
+      <w:pPr>
+        <w:numPr>
+          <w:ilvl w:val="0"/>
+          <w:numId w:val="18"/>
+        </w:numPr>
+      </w:pPr>
+      <w:r>
+        <w:rPr>
+          <w:rFonts w:cs="Calibri"/>
+          <w:b/>
+          <w:bCs/>
+        </w:rPr>
+        <w:t>BR-006: Panjang Minimal Nama Produk.</w:t>
+      </w:r>
+      <w:r>
+        <w:rPr>
+          <w:rFonts w:cs="Calibri"/>
+        </w:rPr>
+        <w:t xml:space="preserve"> Nama Produk (#nama) harus memiliki minimal 3 karakter.</w:t>
+      </w:r>
+    </w:p>
+    <w:p>
+      <w:pPr>
+        <w:numPr>
+          <w:ilvl w:val="0"/>
+          <w:numId w:val="18"/>
+        </w:numPr>
+      </w:pPr>
+      <w:r>
+        <w:rPr>
+          <w:rFonts w:cs="Calibri"/>
+          <w:b/>
+          <w:bCs/>
+        </w:rPr>
+        <w:t>BR-007: Kategori Produk Wajib Dipilih.</w:t>
+      </w:r>
+      <w:r>
+        <w:rPr>
+          <w:rFonts w:cs="Calibri"/>
+        </w:rPr>
+        <w:t xml:space="preserve"> Kolom Kategori Produk (#kategori) harus dipilih dari daftar yang tersedia.</w:t>
+      </w:r>
+    </w:p>
+    <w:p>
+      <w:pPr>
+        <w:numPr>
+          <w:ilvl w:val="0"/>
+          <w:numId w:val="18"/>
+        </w:numPr>
+      </w:pPr>
+      <w:r>
+        <w:rPr>
+          <w:rFonts w:cs="Calibri"/>
+          <w:b/>
+          <w:bCs/>
+        </w:rPr>
+        <w:t>BR-008: Brand Wajib Dipilih.</w:t>
+      </w:r>
+      <w:r>
+        <w:rPr>
+          <w:rFonts w:cs="Calibri"/>
+        </w:rPr>
+        <w:t xml:space="preserve"> Kolom Brand (#brand) harus dipilih dari daftar yang tersedia.</w:t>
+      </w:r>
+    </w:p>
+    <w:p>
+      <w:pPr>
+        <w:numPr>
+          <w:ilvl w:val="0"/>
+          <w:numId w:val="18"/>
+        </w:numPr>
+      </w:pPr>
+      <w:r>
+        <w:rPr>
+          <w:rFonts w:cs="Calibri"/>
+          <w:b/>
+          <w:bCs/>
+        </w:rPr>
+        <w:t>BR-009: Harga Beli Positif.</w:t>
+      </w:r>
+      <w:r>
+        <w:rPr>
+          <w:rFonts w:cs="Calibri"/>
+        </w:rPr>
+        <w:t xml:space="preserve"> Harga Beli (#hargaBeli) harus lebih besar dari 0.</w:t>
+      </w:r>
+    </w:p>
+    <w:p>
+      <w:pPr>
+        <w:numPr>
+          <w:ilvl w:val="0"/>
+          <w:numId w:val="18"/>
+        </w:numPr>
+      </w:pPr>
+      <w:r>
+        <w:rPr>
+          <w:rFonts w:cs="Calibri"/>
+          <w:b/>
+          <w:bCs/>
+        </w:rPr>
+        <w:t>BR-010: Harga Jual Positif.</w:t>
+      </w:r>
+      <w:r>
+        <w:rPr>
+          <w:rFonts w:cs="Calibri"/>
+        </w:rPr>
+        <w:t xml:space="preserve"> Harga Jual (#hargaJual</w:t>
+      </w:r>
+      <w:r>
+        <w:rPr>
+          <w:rFonts w:cs="Calibri"/>
+        </w:rPr>
+        <w:t>) harus lebih besar dari 0.</w:t>
+      </w:r>
+    </w:p>
+    <w:p>
+      <w:pPr>
+        <w:numPr>
+          <w:ilvl w:val="0"/>
+          <w:numId w:val="18"/>
+        </w:numPr>
+      </w:pPr>
+      <w:r>
+        <w:rPr>
+          <w:rFonts w:cs="Calibri"/>
+          <w:b/>
+          <w:bCs/>
+        </w:rPr>
+        <w:t>BR-011: Harga Jual Lebih Besar atau Sama dengan Harga Beli.</w:t>
+      </w:r>
+      <w:r>
+        <w:rPr>
+          <w:rFonts w:cs="Calibri"/>
+        </w:rPr>
+        <w:t xml:space="preserve"> Harga Jual (#hargaJual) tidak boleh lebih kecil dari Harga Beli (#hargaBeli).</w:t>
+      </w:r>
+    </w:p>
+    <w:p>
+      <w:pPr>
+        <w:numPr>
+          <w:ilvl w:val="0"/>
+          <w:numId w:val="18"/>
+        </w:numPr>
+      </w:pPr>
+      <w:r>
+        <w:rPr>
+          <w:rFonts w:cs="Calibri"/>
+          <w:b/>
+          <w:bCs/>
+        </w:rPr>
+        <w:t>BR-012: Berat Tidak Negatif.</w:t>
+      </w:r>
+      <w:r>
+        <w:rPr>
+          <w:rFonts w:cs="Calibri"/>
+        </w:rPr>
+        <w:t xml:space="preserve"> Kolom Berat (#berat) tidak boleh memiliki nilai negatif.</w:t>
+      </w:r>
+    </w:p>
+    <w:p>
+      <w:pPr>
+        <w:numPr>
+          <w:ilvl w:val="0"/>
+          <w:numId w:val="18"/>
+        </w:numPr>
+      </w:pPr>
+      <w:r>
+        <w:rPr>
+          <w:rFonts w:cs="Calibri"/>
+          <w:b/>
+          <w:bCs/>
+        </w:rPr>
+        <w:t>BR-013: Penentuan Status Produk.</w:t>
+      </w:r>
+      <w:r>
+        <w:rPr>
+          <w:rFonts w:cs="Calibri"/>
+        </w:rPr>
+        <w:t xml:space="preserve"> Status produk ditampilkan sebagai “Active” jika nilai status adalah ‘active’, dan “Inactive” jika nilai status bukan ‘active’.</w:t>
+      </w:r>
+    </w:p>
+    <w:p>
+      <w:pPr>
+        <w:numPr>
+          <w:ilvl w:val="0"/>
+          <w:numId w:val="18"/>
+        </w:numPr>
+      </w:pPr>
+      <w:r>
+        <w:rPr>
+          <w:rFonts w:cs="Calibri"/>
+          <w:b/>
+          <w:bCs/>
+        </w:rPr>
+        <w:t>BR-014: Perhitungan Statistik Produk Aktif.</w:t>
+      </w:r>
+      <w:r>
+        <w:rPr>
+          <w:rFonts w:cs="Calibri"/>
+        </w:rPr>
+        <w:t xml:space="preserve"> Jumlah produk aktif dihitung berdasarkan produk dengan </w:t>
+      </w:r>
+      <w:r>
+        <w:rPr>
+          <w:rFonts w:cs="Calibri"/>
+        </w:rPr>
+        <w:t>status ‘active’, dan persentasenya dihitung dari total produk.</w:t>
+      </w:r>
+    </w:p>
+    <w:p>
+      <w:pPr>
+        <w:numPr>
+          <w:ilvl w:val="0"/>
+          <w:numId w:val="18"/>
+        </w:numPr>
+      </w:pPr>
+      <w:r>
+        <w:rPr>
+          <w:rFonts w:cs="Calibri"/>
+          <w:b/>
+          <w:bCs/>
+        </w:rPr>
+        <w:t>BR-015: Perhitungan Statistik Produk Tidak Aktif.</w:t>
+      </w:r>
+      <w:r>
+        <w:rPr>
+          <w:rFonts w:cs="Calibri"/>
+        </w:rPr>
+        <w:t xml:space="preserve"> Jumlah produk tidak aktif dihitung berdasarkan produk dengan status bukan ‘active’, dan menampilkan pesan “Perlu review” jika ada produk tidak aktif.</w:t>
+      </w:r>
+    </w:p>
+    <w:p>
+      <w:pPr>
+        <w:numPr>
+          <w:ilvl w:val="0"/>
+          <w:numId w:val="18"/>
+        </w:numPr>
+      </w:pPr>
+      <w:r>
+        <w:rPr>
+          <w:rFonts w:cs="Calibri"/>
+          <w:b/>
+          <w:bCs/>
+        </w:rPr>
+        <w:t>BR-016: Perhitungan Harga Rata-rata.</w:t>
+      </w:r>
+      <w:r>
+        <w:rPr>
+          <w:rFonts w:cs="Calibri"/>
+        </w:rPr>
+        <w:t xml:space="preserve"> Harga rata-rata dihitung dari total hargaJual semua produk dibagi dengan jumlah total produk.</w:t>
+      </w:r>
+    </w:p>
+    <w:p>
+      <w:pPr>
+        <w:numPr>
+          <w:ilvl w:val="0"/>
+          <w:numId w:val="18"/>
+        </w:numPr>
+      </w:pPr>
+      <w:r>
+        <w:rPr>
+          <w:rFonts w:cs="Calibri"/>
+          <w:b/>
+          <w:bCs/>
+        </w:rPr>
+        <w:t>BR-017: Perhitungan Jumlah Kategori dan Brand Unik.</w:t>
       </w:r>
       <w:r>
         <w:rPr>
@@ -1748,374 +1934,16 @@
         <w:rPr>
           <w:rFonts w:cs="Calibri"/>
         </w:rPr>
-        <w:t>showFieldError('kode', 'Kode "${kode}" sudah digunakan oleh produk lain.')</w:t>
+        <w:t>Statistik jumlah kategori dan brand dihitung berdasarkan nilai unik dari kolom kategori dan brand yang ada pada data produk.</w:t>
       </w:r>
     </w:p>
     <w:p>
       <w:pPr>
-        <w:numPr>
-          <w:ilvl w:val="0"/>
-          <w:numId w:val="18"/>
-        </w:numPr>
-      </w:pPr>
-      <w:r>
-        <w:rPr>
-          <w:rFonts w:cs="Calibri"/>
-          <w:b/>
-          <w:bCs/>
-        </w:rPr>
-        <w:t>BR-005 (Nama Produk Wajib Diisi):</w:t>
-      </w:r>
-      <w:r>
-        <w:rPr>
-          <w:rFonts w:cs="Calibri"/>
-        </w:rPr>
-        <w:t xml:space="preserve"> Kolom Nama Produk (#nama) wajib diisi.</w:t>
-      </w:r>
-    </w:p>
-    <w:p>
-      <w:pPr>
-        <w:numPr>
-          <w:ilvl w:val="1"/>
-          <w:numId w:val="23"/>
-        </w:numPr>
-      </w:pPr>
-      <w:r>
-        <w:rPr>
-          <w:rFonts w:cs="Calibri"/>
-          <w:i/>
-          <w:iCs/>
-        </w:rPr>
-        <w:t>Validasi:</w:t>
-      </w:r>
-      <w:r>
-        <w:rPr>
-          <w:rFonts w:cs="Calibri"/>
-        </w:rPr>
-        <w:t xml:space="preserve"> showFieldError('nama', 'Nama produk wajib diisi.')</w:t>
-      </w:r>
-    </w:p>
-    <w:p>
-      <w:pPr>
-        <w:numPr>
-          <w:ilvl w:val="0"/>
-          <w:numId w:val="18"/>
-        </w:numPr>
-      </w:pPr>
-      <w:r>
-        <w:rPr>
-          <w:rFonts w:cs="Calibri"/>
-          <w:b/>
-          <w:bCs/>
-        </w:rPr>
-        <w:t>BR-006 (Nama Produk Minimal Karakter):</w:t>
-      </w:r>
-      <w:r>
-        <w:rPr>
-          <w:rFonts w:cs="Calibri"/>
-        </w:rPr>
-        <w:t xml:space="preserve"> Kolom Nama Produk (#nama) harus memiliki minimal 3 karakter.</w:t>
-      </w:r>
-    </w:p>
-    <w:p>
-      <w:pPr>
-        <w:numPr>
-          <w:ilvl w:val="1"/>
-          <w:numId w:val="24"/>
-        </w:numPr>
-      </w:pPr>
-      <w:r>
-        <w:rPr>
-          <w:rFonts w:cs="Calibri"/>
-          <w:i/>
-          <w:iCs/>
-        </w:rPr>
-        <w:t>Validasi:</w:t>
-      </w:r>
-      <w:r>
-        <w:rPr>
-          <w:rFonts w:cs="Calibri"/>
-        </w:rPr>
-        <w:t xml:space="preserve"> showFieldError('nama', 'Nama produk minimal 3 karakter.')</w:t>
-      </w:r>
-    </w:p>
-    <w:p>
-      <w:pPr>
-        <w:numPr>
-          <w:ilvl w:val="0"/>
-          <w:numId w:val="18"/>
-        </w:numPr>
-      </w:pPr>
-      <w:r>
-        <w:rPr>
-          <w:rFonts w:cs="Calibri"/>
-          <w:b/>
-          <w:bCs/>
-        </w:rPr>
-        <w:t>BR-007 (Kategori Wajib Dipilih):</w:t>
-      </w:r>
-      <w:r>
-        <w:rPr>
-          <w:rFonts w:cs="Calibri"/>
-        </w:rPr>
-        <w:t xml:space="preserve"> Kolom Kategori Produk (#kategori) wajib dipilih.</w:t>
-      </w:r>
-    </w:p>
-    <w:p>
-      <w:pPr>
-        <w:numPr>
-          <w:ilvl w:val="1"/>
-          <w:numId w:val="25"/>
-        </w:numPr>
-      </w:pPr>
-      <w:r>
-        <w:rPr>
-          <w:rFonts w:cs="Calibri"/>
-          <w:i/>
-          <w:iCs/>
-        </w:rPr>
-        <w:t>Validasi:</w:t>
-      </w:r>
-      <w:r>
-        <w:rPr>
-          <w:rFonts w:cs="Calibri"/>
-        </w:rPr>
-        <w:t xml:space="preserve"> </w:t>
-      </w:r>
-      <w:r>
-        <w:rPr>
-          <w:rFonts w:cs="Calibri"/>
-        </w:rPr>
-        <w:t>showFieldError('kategori', 'Kategori wajib dipilih.')</w:t>
-      </w:r>
-    </w:p>
-    <w:p>
-      <w:pPr>
-        <w:numPr>
-          <w:ilvl w:val="0"/>
-          <w:numId w:val="18"/>
-        </w:numPr>
-      </w:pPr>
-      <w:r>
-        <w:rPr>
-          <w:rFonts w:cs="Calibri"/>
-          <w:b/>
-          <w:bCs/>
-        </w:rPr>
-        <w:t>BR-008 (Brand Wajib Dipilih):</w:t>
-      </w:r>
-      <w:r>
-        <w:rPr>
-          <w:rFonts w:cs="Calibri"/>
-        </w:rPr>
-        <w:t xml:space="preserve"> Kolom Brand (#brand) wajib dipilih.</w:t>
-      </w:r>
-    </w:p>
-    <w:p>
-      <w:pPr>
-        <w:numPr>
-          <w:ilvl w:val="1"/>
-          <w:numId w:val="26"/>
-        </w:numPr>
-      </w:pPr>
-      <w:r>
-        <w:rPr>
-          <w:rFonts w:cs="Calibri"/>
-          <w:i/>
-          <w:iCs/>
-        </w:rPr>
-        <w:t>Validasi:</w:t>
-      </w:r>
-      <w:r>
-        <w:rPr>
-          <w:rFonts w:cs="Calibri"/>
-        </w:rPr>
-        <w:t xml:space="preserve"> showFieldError('brand', 'Brand wajib dipilih.')</w:t>
-      </w:r>
-    </w:p>
-    <w:p>
-      <w:pPr>
-        <w:numPr>
-          <w:ilvl w:val="0"/>
-          <w:numId w:val="18"/>
-        </w:numPr>
-      </w:pPr>
-      <w:r>
-        <w:rPr>
-          <w:rFonts w:cs="Calibri"/>
-          <w:b/>
-          <w:bCs/>
-        </w:rPr>
-        <w:t>BR-009 (Harga Beli Positif):</w:t>
-      </w:r>
-      <w:r>
-        <w:rPr>
-          <w:rFonts w:cs="Calibri"/>
-        </w:rPr>
-        <w:t xml:space="preserve"> Kolom Harga Beli (#hargaBeli) harus lebih besar dari 0.</w:t>
-      </w:r>
-    </w:p>
-    <w:p>
-      <w:pPr>
-        <w:numPr>
-          <w:ilvl w:val="1"/>
-          <w:numId w:val="27"/>
-        </w:numPr>
-      </w:pPr>
-      <w:r>
-        <w:rPr>
-          <w:rFonts w:cs="Calibri"/>
-          <w:i/>
-          <w:iCs/>
-        </w:rPr>
-        <w:t>Validasi:</w:t>
-      </w:r>
-      <w:r>
-        <w:rPr>
-          <w:rFonts w:cs="Calibri"/>
-        </w:rPr>
-        <w:t xml:space="preserve"> showFieldError('hargaBeli', 'Harga beli harus lebih dari 0.')</w:t>
-      </w:r>
-    </w:p>
-    <w:p>
-      <w:pPr>
-        <w:numPr>
-          <w:ilvl w:val="0"/>
-          <w:numId w:val="18"/>
-        </w:numPr>
-      </w:pPr>
-      <w:r>
-        <w:rPr>
-          <w:rFonts w:cs="Calibri"/>
-          <w:b/>
-          <w:bCs/>
-        </w:rPr>
-        <w:t>BR-010 (Harga Jual Positif):</w:t>
-      </w:r>
-      <w:r>
-        <w:rPr>
-          <w:rFonts w:cs="Calibri"/>
-        </w:rPr>
-        <w:t xml:space="preserve"> Kolom Harga Jual (#hargaJual) harus lebih besar dari 0.</w:t>
-      </w:r>
-    </w:p>
-    <w:p>
-      <w:pPr>
-        <w:numPr>
-          <w:ilvl w:val="1"/>
-          <w:numId w:val="28"/>
-        </w:numPr>
-      </w:pPr>
-      <w:r>
-        <w:rPr>
-          <w:rFonts w:cs="Calibri"/>
-          <w:i/>
-          <w:iCs/>
-        </w:rPr>
-        <w:t>Validasi:</w:t>
-      </w:r>
-      <w:r>
-        <w:rPr>
-          <w:rFonts w:cs="Calibri"/>
-        </w:rPr>
-        <w:t xml:space="preserve"> showFieldError('hargaJual', 'Harga jual harus lebih dari 0.')</w:t>
-      </w:r>
-    </w:p>
-    <w:p>
-      <w:pPr>
-        <w:numPr>
-          <w:ilvl w:val="0"/>
-          <w:numId w:val="18"/>
-        </w:numPr>
-      </w:pPr>
-      <w:r>
-        <w:rPr>
-          <w:rFonts w:cs="Calibri"/>
-          <w:b/>
-          <w:bCs/>
-        </w:rPr>
-        <w:t>BR-011 (Harga Jual vs Harga Beli):</w:t>
-      </w:r>
-      <w:r>
-        <w:rPr>
-          <w:rFonts w:cs="Calibri"/>
-        </w:rPr>
-        <w:t xml:space="preserve"> Kolom Harga Jual (#hargaJual) tidak boleh lebih kecil dari Harga Beli (#hargaBeli).</w:t>
-      </w:r>
-    </w:p>
-    <w:p>
-      <w:pPr>
-        <w:numPr>
-          <w:ilvl w:val="1"/>
-          <w:numId w:val="29"/>
-        </w:numPr>
-      </w:pPr>
-      <w:r>
-        <w:rPr>
-          <w:rFonts w:cs="Calibri"/>
-          <w:i/>
-          <w:iCs/>
-        </w:rPr>
-        <w:t>Validasi:</w:t>
-      </w:r>
-      <w:r>
-        <w:rPr>
-          <w:rFonts w:cs="Calibri"/>
-        </w:rPr>
-        <w:t xml:space="preserve"> showFieldError('hargaJual', 'Harga jual tidak boleh lebih kecil dari harga beli.')</w:t>
-      </w:r>
-    </w:p>
-    <w:p>
-      <w:pPr>
-        <w:numPr>
-          <w:ilvl w:val="0"/>
-          <w:numId w:val="18"/>
-        </w:numPr>
-      </w:pPr>
-      <w:r>
-        <w:rPr>
-          <w:rFonts w:cs="Calibri"/>
-          <w:b/>
-          <w:bCs/>
-        </w:rPr>
-        <w:t>BR-012 (Berat Tidak Negatif):</w:t>
-      </w:r>
-      <w:r>
-        <w:rPr>
-          <w:rFonts w:cs="Calibri"/>
-        </w:rPr>
-        <w:t xml:space="preserve"> Kolom Berat (kg) (#berat) tidak boleh bernilai negatif.</w:t>
-      </w:r>
-    </w:p>
-    <w:p>
-      <w:pPr>
-        <w:numPr>
-          <w:ilvl w:val="1"/>
-          <w:numId w:val="30"/>
-        </w:numPr>
-      </w:pPr>
-      <w:r>
-        <w:rPr>
-          <w:rFonts w:cs="Calibri"/>
-          <w:i/>
-          <w:iCs/>
-        </w:rPr>
-        <w:t>Validasi:</w:t>
-      </w:r>
-      <w:r>
-        <w:rPr>
-          <w:rFonts w:cs="Calibri"/>
-        </w:rPr>
-        <w:t xml:space="preserve"> showFieldError('berat', 'Berat tidak boleh negatif.')</w:t>
-      </w:r>
-    </w:p>
-    <w:p>
-      <w:pPr>
         <w:pStyle w:val="Heading2"/>
       </w:pPr>
-      <w:bookmarkStart w:id="8" w:name="integrasi"/>
-      <w:bookmarkStart w:id="9" w:name="_Toc233985297"/>
-      <w:bookmarkEnd w:id="6"/>
+      <w:bookmarkStart w:id="10" w:name="integrasi"/>
+      <w:bookmarkStart w:id="11" w:name="_Toc234220332"/>
+      <w:bookmarkEnd w:id="8"/>
       <w:r>
         <w:rPr>
           <w:rFonts w:ascii="Calibri" w:hAnsi="Calibri" w:cs="Calibri"/>
@@ -2123,13 +1951,13 @@
         </w:rPr>
         <w:t>Integrasi</w:t>
       </w:r>
-      <w:bookmarkEnd w:id="9"/>
+      <w:bookmarkEnd w:id="11"/>
     </w:p>
     <w:p>
       <w:pPr>
         <w:numPr>
           <w:ilvl w:val="0"/>
-          <w:numId w:val="31"/>
+          <w:numId w:val="19"/>
         </w:numPr>
       </w:pPr>
       <w:r>
@@ -2145,35 +1973,21 @@
       <w:pPr>
         <w:numPr>
           <w:ilvl w:val="1"/>
-          <w:numId w:val="32"/>
+          <w:numId w:val="20"/>
         </w:numPr>
       </w:pPr>
       <w:r>
         <w:rPr>
           <w:rFonts w:cs="Calibri"/>
         </w:rPr>
-        <w:t>Untuk pemuatan data awal (jika localStorage kosong), sistem melakukan panggilan fetch ke ../../../../wwwroot/data/produk.json.</w:t>
+        <w:t>API yang ditujukan untuk modul ini adalah /api/v1/Sku.</w:t>
       </w:r>
     </w:p>
     <w:p>
       <w:pPr>
         <w:numPr>
           <w:ilvl w:val="1"/>
-          <w:numId w:val="32"/>
-        </w:numPr>
-      </w:pPr>
-      <w:r>
-        <w:rPr>
-          <w:rFonts w:cs="Calibri"/>
-        </w:rPr>
-        <w:t>Endpoint /api/v1/Sku disebutkan dalam spesifikasi, namun tidak digunakan dalam implementasi JavaScript yang disediakan.</w:t>
-      </w:r>
-    </w:p>
-    <w:p>
-      <w:pPr>
-        <w:numPr>
-          <w:ilvl w:val="0"/>
-          <w:numId w:val="31"/>
+          <w:numId w:val="20"/>
         </w:numPr>
       </w:pPr>
       <w:r>
@@ -2182,42 +1996,20 @@
           <w:b/>
           <w:bCs/>
         </w:rPr>
-        <w:t>Penyimpanan Data (Storage):</w:t>
+        <w:t>Catatan:</w:t>
       </w:r>
-    </w:p>
-    <w:p>
-      <w:pPr>
-        <w:numPr>
-          <w:ilvl w:val="1"/>
-          <w:numId w:val="33"/>
-        </w:numPr>
-      </w:pPr>
       <w:r>
         <w:rPr>
           <w:rFonts w:cs="Calibri"/>
         </w:rPr>
-        <w:t>Data produk disimpan secara lokal di peramban menggunakan localStorage.</w:t>
+        <w:t xml:space="preserve"> Pada prototipe ini, data awal dimuat dari ../../../../wwwroot/data/produk.json jika localStorage kosong. Operasi CRUD selanjutnya (simpan, edit, hapus) dilakukan secara lokal menggunakan localStorage.</w:t>
       </w:r>
     </w:p>
     <w:p>
       <w:pPr>
         <w:numPr>
-          <w:ilvl w:val="1"/>
-          <w:numId w:val="33"/>
-        </w:numPr>
-      </w:pPr>
-      <w:r>
-        <w:rPr>
-          <w:rFonts w:cs="Calibri"/>
-        </w:rPr>
-        <w:t>Kunci yang digunakan untuk menyimpan data produk di localStorage adalah md_produk.</w:t>
-      </w:r>
-    </w:p>
-    <w:p>
-      <w:pPr>
-        <w:numPr>
           <w:ilvl w:val="0"/>
-          <w:numId w:val="31"/>
+          <w:numId w:val="19"/>
         </w:numPr>
       </w:pPr>
       <w:r>
@@ -2226,63 +2018,133 @@
           <w:b/>
           <w:bCs/>
         </w:rPr>
-        <w:t>Efek Samping (Side Effects):</w:t>
+        <w:t>Storage Key:</w:t>
       </w:r>
     </w:p>
     <w:p>
       <w:pPr>
         <w:numPr>
           <w:ilvl w:val="1"/>
-          <w:numId w:val="34"/>
+          <w:numId w:val="21"/>
         </w:numPr>
       </w:pPr>
       <w:r>
         <w:rPr>
           <w:rFonts w:cs="Calibri"/>
         </w:rPr>
-        <w:t xml:space="preserve">Setiap kali data produk di localStorage diubah (ditambah, diedit, atau dihapus), fungsi render() </w:t>
+        <w:t>Data produk disimpan dan diambil dari localStorage menggunakan kunci md_produk.</w:t>
+      </w:r>
+    </w:p>
+    <w:p>
+      <w:pPr>
+        <w:numPr>
+          <w:ilvl w:val="0"/>
+          <w:numId w:val="19"/>
+        </w:numPr>
+      </w:pPr>
+      <w:r>
+        <w:rPr>
+          <w:rFonts w:cs="Calibri"/>
+          <w:b/>
+          <w:bCs/>
+        </w:rPr>
+        <w:t>Side Effects:</w:t>
+      </w:r>
+    </w:p>
+    <w:p>
+      <w:pPr>
+        <w:numPr>
+          <w:ilvl w:val="1"/>
+          <w:numId w:val="22"/>
+        </w:numPr>
+      </w:pPr>
+      <w:r>
+        <w:rPr>
+          <w:rFonts w:cs="Calibri"/>
+          <w:b/>
+          <w:bCs/>
+        </w:rPr>
+        <w:t>Persistensi Data:</w:t>
       </w:r>
       <w:r>
         <w:rPr>
           <w:rFonts w:cs="Calibri"/>
         </w:rPr>
-        <w:t>akan dipanggil untuk memperbarui tampilan tabel produk di halaman indeks secara otomatis.</w:t>
+        <w:t xml:space="preserve"> Semua perubahan data (penambahan, pengeditan, penghapusan) disimpan secara persisten di localStorage peramban pengguna.</w:t>
       </w:r>
     </w:p>
     <w:p>
       <w:pPr>
         <w:numPr>
           <w:ilvl w:val="1"/>
-          <w:numId w:val="34"/>
+          <w:numId w:val="22"/>
         </w:numPr>
       </w:pPr>
+      <w:r>
+        <w:rPr>
+          <w:rFonts w:cs="Calibri"/>
+          <w:b/>
+          <w:bCs/>
+        </w:rPr>
+        <w:t>Notifikasi Pengguna:</w:t>
+      </w:r>
       <w:r>
         <w:rPr>
           <w:rFonts w:cs="Calibri"/>
         </w:rPr>
-        <w:t>Operasi simpan, edit, dan hapus akan menampilkan dialog notifikasi (menggunakan Swal.fire) kepada pengguna untuk memberikan umpan balik mengenai keberhasilan atau kegagalan operasi.</w:t>
+        <w:t xml:space="preserve"> Penggunaan pustaka SweetAlert2 (Swal.fire) untuk menampilkan notifikasi sukses, peringatan validasi, dan konfirmasi penghapusan kepada pengguna.</w:t>
       </w:r>
     </w:p>
     <w:p>
       <w:pPr>
         <w:numPr>
           <w:ilvl w:val="1"/>
-          <w:numId w:val="34"/>
+          <w:numId w:val="22"/>
         </w:numPr>
       </w:pPr>
+      <w:r>
+        <w:rPr>
+          <w:rFonts w:cs="Calibri"/>
+          <w:b/>
+          <w:bCs/>
+        </w:rPr>
+        <w:t>Navigasi Otomatis:</w:t>
+      </w:r>
       <w:r>
         <w:rPr>
           <w:rFonts w:cs="Calibri"/>
         </w:rPr>
-        <w:t>Setelah operasi simpan atau edit berhasil, pengguna akan secara otomatis diarahkan kembali ke halaman indeks index.html.</w:t>
+        <w:t xml:space="preserve"> Setelah berhasil menyimpan produk baru atau mengedit produk yang sudah ada, pengguna akan secara otomatis diarahkan kembali ke halaman daftar produk (index.html).</w:t>
       </w:r>
     </w:p>
     <w:p>
       <w:pPr>
+        <w:numPr>
+          <w:ilvl w:val="1"/>
+          <w:numId w:val="22"/>
+        </w:numPr>
+      </w:pPr>
+      <w:r>
+        <w:rPr>
+          <w:rFonts w:cs="Calibri"/>
+          <w:b/>
+          <w:bCs/>
+        </w:rPr>
+        <w:t>Tampilan Tabel Dinamis:</w:t>
+      </w:r>
+      <w:r>
+        <w:rPr>
+          <w:rFonts w:cs="Calibri"/>
+        </w:rPr>
+        <w:t xml:space="preserve"> Penggunaan pustaka jQuery DataTables untuk rendering tabel yang interaktif, termasuk fitur pencarian, paginasi, pengurutan, dan filter kolom.</w:t>
+      </w:r>
+    </w:p>
+    <w:p>
+      <w:pPr>
         <w:pStyle w:val="Heading3"/>
       </w:pPr>
-      <w:bookmarkStart w:id="10" w:name="kolom-datatable-index"/>
-      <w:bookmarkStart w:id="11" w:name="_Toc233985298"/>
+      <w:bookmarkStart w:id="12" w:name="kolom-datatable-index"/>
+      <w:bookmarkStart w:id="13" w:name="_Toc234220333"/>
       <w:r>
         <w:rPr>
           <w:rFonts w:ascii="Calibri" w:hAnsi="Calibri" w:cs="Calibri"/>
@@ -2290,13 +2152,13 @@
         </w:rPr>
         <w:t>Kolom DataTable Index</w:t>
       </w:r>
-      <w:bookmarkEnd w:id="11"/>
+      <w:bookmarkEnd w:id="13"/>
     </w:p>
     <w:p>
       <w:pPr>
         <w:numPr>
           <w:ilvl w:val="0"/>
-          <w:numId w:val="35"/>
+          <w:numId w:val="23"/>
         </w:numPr>
       </w:pPr>
       <w:r>
@@ -2310,7 +2172,7 @@
       <w:pPr>
         <w:numPr>
           <w:ilvl w:val="0"/>
-          <w:numId w:val="35"/>
+          <w:numId w:val="23"/>
         </w:numPr>
       </w:pPr>
       <w:r>
@@ -2324,7 +2186,7 @@
       <w:pPr>
         <w:numPr>
           <w:ilvl w:val="0"/>
-          <w:numId w:val="35"/>
+          <w:numId w:val="23"/>
         </w:numPr>
       </w:pPr>
       <w:r>
@@ -2338,7 +2200,7 @@
       <w:pPr>
         <w:numPr>
           <w:ilvl w:val="0"/>
-          <w:numId w:val="35"/>
+          <w:numId w:val="23"/>
         </w:numPr>
       </w:pPr>
       <w:r>
@@ -2352,7 +2214,7 @@
       <w:pPr>
         <w:numPr>
           <w:ilvl w:val="0"/>
-          <w:numId w:val="35"/>
+          <w:numId w:val="23"/>
         </w:numPr>
       </w:pPr>
       <w:r>
@@ -2366,7 +2228,7 @@
       <w:pPr>
         <w:numPr>
           <w:ilvl w:val="0"/>
-          <w:numId w:val="35"/>
+          <w:numId w:val="23"/>
         </w:numPr>
       </w:pPr>
       <w:r>
@@ -2380,7 +2242,7 @@
       <w:pPr>
         <w:numPr>
           <w:ilvl w:val="0"/>
-          <w:numId w:val="35"/>
+          <w:numId w:val="23"/>
         </w:numPr>
       </w:pPr>
       <w:r>
@@ -2394,7 +2256,7 @@
       <w:pPr>
         <w:numPr>
           <w:ilvl w:val="0"/>
-          <w:numId w:val="35"/>
+          <w:numId w:val="23"/>
         </w:numPr>
       </w:pPr>
       <w:r>
@@ -2408,7 +2270,7 @@
       <w:pPr>
         <w:numPr>
           <w:ilvl w:val="0"/>
-          <w:numId w:val="35"/>
+          <w:numId w:val="23"/>
         </w:numPr>
       </w:pPr>
       <w:r>
@@ -2422,9 +2284,9 @@
       <w:pPr>
         <w:pStyle w:val="Heading3"/>
       </w:pPr>
-      <w:bookmarkStart w:id="12" w:name="field-form"/>
-      <w:bookmarkStart w:id="13" w:name="_Toc233985299"/>
-      <w:bookmarkEnd w:id="10"/>
+      <w:bookmarkStart w:id="14" w:name="field-form"/>
+      <w:bookmarkStart w:id="15" w:name="_Toc234220334"/>
+      <w:bookmarkEnd w:id="12"/>
       <w:r>
         <w:rPr>
           <w:rFonts w:ascii="Calibri" w:hAnsi="Calibri" w:cs="Calibri"/>
@@ -2432,7 +2294,7 @@
         </w:rPr>
         <w:t>Field Form</w:t>
       </w:r>
-      <w:bookmarkEnd w:id="13"/>
+      <w:bookmarkEnd w:id="15"/>
     </w:p>
     <w:tbl>
       <w:tblPr>
@@ -2783,9 +2645,9 @@
       <w:pPr>
         <w:pStyle w:val="Heading3"/>
       </w:pPr>
-      <w:bookmarkStart w:id="14" w:name="validasi-simpan"/>
-      <w:bookmarkStart w:id="15" w:name="_Toc233985300"/>
-      <w:bookmarkEnd w:id="12"/>
+      <w:bookmarkStart w:id="16" w:name="validasi-simpan"/>
+      <w:bookmarkStart w:id="17" w:name="_Toc234220335"/>
+      <w:bookmarkEnd w:id="14"/>
       <w:r>
         <w:rPr>
           <w:rFonts w:ascii="Calibri" w:hAnsi="Calibri" w:cs="Calibri"/>
@@ -2793,13 +2655,13 @@
         </w:rPr>
         <w:t>Validasi Simpan</w:t>
       </w:r>
-      <w:bookmarkEnd w:id="15"/>
+      <w:bookmarkEnd w:id="17"/>
     </w:p>
     <w:p>
       <w:pPr>
         <w:numPr>
           <w:ilvl w:val="0"/>
-          <w:numId w:val="36"/>
+          <w:numId w:val="24"/>
         </w:numPr>
       </w:pPr>
       <w:r>
@@ -2813,7 +2675,7 @@
       <w:pPr>
         <w:numPr>
           <w:ilvl w:val="0"/>
-          <w:numId w:val="36"/>
+          <w:numId w:val="24"/>
         </w:numPr>
       </w:pPr>
       <w:r>
@@ -2827,7 +2689,7 @@
       <w:pPr>
         <w:numPr>
           <w:ilvl w:val="0"/>
-          <w:numId w:val="36"/>
+          <w:numId w:val="24"/>
         </w:numPr>
       </w:pPr>
       <w:r>
@@ -2841,7 +2703,7 @@
       <w:pPr>
         <w:numPr>
           <w:ilvl w:val="0"/>
-          <w:numId w:val="36"/>
+          <w:numId w:val="24"/>
         </w:numPr>
       </w:pPr>
       <w:r>
@@ -2855,7 +2717,7 @@
       <w:pPr>
         <w:numPr>
           <w:ilvl w:val="0"/>
-          <w:numId w:val="36"/>
+          <w:numId w:val="24"/>
         </w:numPr>
       </w:pPr>
       <w:r>
@@ -2869,7 +2731,7 @@
       <w:pPr>
         <w:numPr>
           <w:ilvl w:val="0"/>
-          <w:numId w:val="36"/>
+          <w:numId w:val="24"/>
         </w:numPr>
       </w:pPr>
       <w:r>
@@ -2883,7 +2745,7 @@
       <w:pPr>
         <w:numPr>
           <w:ilvl w:val="0"/>
-          <w:numId w:val="36"/>
+          <w:numId w:val="24"/>
         </w:numPr>
       </w:pPr>
       <w:r>
@@ -2897,7 +2759,7 @@
       <w:pPr>
         <w:numPr>
           <w:ilvl w:val="0"/>
-          <w:numId w:val="36"/>
+          <w:numId w:val="24"/>
         </w:numPr>
       </w:pPr>
       <w:r>
@@ -2911,7 +2773,7 @@
       <w:pPr>
         <w:numPr>
           <w:ilvl w:val="0"/>
-          <w:numId w:val="36"/>
+          <w:numId w:val="24"/>
         </w:numPr>
       </w:pPr>
       <w:r>
@@ -2925,7 +2787,7 @@
       <w:pPr>
         <w:numPr>
           <w:ilvl w:val="0"/>
-          <w:numId w:val="36"/>
+          <w:numId w:val="24"/>
         </w:numPr>
       </w:pPr>
       <w:r>
@@ -2939,7 +2801,7 @@
       <w:pPr>
         <w:numPr>
           <w:ilvl w:val="0"/>
-          <w:numId w:val="36"/>
+          <w:numId w:val="24"/>
         </w:numPr>
       </w:pPr>
       <w:r>
@@ -2953,9 +2815,9 @@
       <w:pPr>
         <w:pStyle w:val="Heading3"/>
       </w:pPr>
-      <w:bookmarkStart w:id="16" w:name="screenshot-ui"/>
-      <w:bookmarkStart w:id="17" w:name="_Toc233985301"/>
-      <w:bookmarkEnd w:id="14"/>
+      <w:bookmarkStart w:id="18" w:name="screenshot-ui"/>
+      <w:bookmarkStart w:id="19" w:name="_Toc234220336"/>
+      <w:bookmarkEnd w:id="16"/>
       <w:r>
         <w:rPr>
           <w:rFonts w:ascii="Calibri" w:hAnsi="Calibri" w:cs="Calibri"/>
@@ -2963,7 +2825,7 @@
         </w:rPr>
         <w:t>Screenshot UI</w:t>
       </w:r>
-      <w:bookmarkEnd w:id="17"/>
+      <w:bookmarkEnd w:id="19"/>
     </w:p>
     <w:p>
       <w:r>
@@ -2972,7 +2834,7 @@
           <w:noProof/>
         </w:rPr>
         <w:drawing>
-          <wp:inline distT="0" distB="0" distL="0" distR="0" wp14:anchorId="3E13A921" wp14:editId="134C345B">
+          <wp:inline distT="0" distB="0" distL="0" distR="0" wp14:anchorId="09ABCDEB" wp14:editId="1F0778E7">
             <wp:extent cx="4320000" cy="2428813"/>
             <wp:effectExtent l="0" t="0" r="0" b="0"/>
             <wp:docPr id="17" name="Picture" descr="master_produk.png"/>
@@ -3029,7 +2891,7 @@
           <w:noProof/>
         </w:rPr>
         <w:drawing>
-          <wp:inline distT="0" distB="0" distL="0" distR="0" wp14:anchorId="6D81379C" wp14:editId="113F507D">
+          <wp:inline distT="0" distB="0" distL="0" distR="0" wp14:anchorId="7CB60929" wp14:editId="6E8A6287">
             <wp:extent cx="3017520" cy="1696526"/>
             <wp:effectExtent l="0" t="0" r="0" b="0"/>
             <wp:docPr id="20" name="Picture" descr="master_produk_add.png"/>
@@ -3225,8 +3087,9 @@
         </w:rPr>
         <w:t>master_produk_delete_confirm.png</w:t>
       </w:r>
-      <w:bookmarkEnd w:id="8"/>
-      <w:bookmarkEnd w:id="16"/>
+      <w:bookmarkEnd w:id="2"/>
+      <w:bookmarkEnd w:id="10"/>
+      <w:bookmarkEnd w:id="18"/>
     </w:p>
     <w:sectPr>
       <w:pgSz w:w="12240" w:h="15840"/>
@@ -3414,7 +3277,7 @@
   <w:abstractNum w:abstractNumId="9" w15:restartNumberingAfterBreak="0">
     <w:nsid w:val="0000A990"/>
     <w:multiLevelType w:val="multilevel"/>
-    <w:tmpl w:val="CAE8C58C"/>
+    <w:tmpl w:val="53FC84F6"/>
     <w:lvl w:ilvl="0">
       <w:numFmt w:val="bullet"/>
       <w:lvlText w:val=" "/>
@@ -3491,7 +3354,7 @@
   <w:abstractNum w:abstractNumId="10" w15:restartNumberingAfterBreak="0">
     <w:nsid w:val="0000A991"/>
     <w:multiLevelType w:val="multilevel"/>
-    <w:tmpl w:val="3AE4A810"/>
+    <w:tmpl w:val="F842B4DA"/>
     <w:lvl w:ilvl="0">
       <w:numFmt w:val="bullet"/>
       <w:lvlText w:val=""/>
@@ -3595,7 +3458,7 @@
   <w:abstractNum w:abstractNumId="11" w15:restartNumberingAfterBreak="0">
     <w:nsid w:val="00A99411"/>
     <w:multiLevelType w:val="multilevel"/>
-    <w:tmpl w:val="2EE0D5D0"/>
+    <w:tmpl w:val="15885AB8"/>
     <w:lvl w:ilvl="0">
       <w:start w:val="1"/>
       <w:numFmt w:val="decimal"/>
@@ -3678,37 +3541,37 @@
       </w:pPr>
     </w:lvl>
   </w:abstractNum>
-  <w:num w:numId="1" w16cid:durableId="1029838048">
+  <w:num w:numId="1" w16cid:durableId="1041125737">
     <w:abstractNumId w:val="8"/>
   </w:num>
-  <w:num w:numId="2" w16cid:durableId="1634022653">
+  <w:num w:numId="2" w16cid:durableId="41946993">
     <w:abstractNumId w:val="6"/>
   </w:num>
-  <w:num w:numId="3" w16cid:durableId="579604586">
+  <w:num w:numId="3" w16cid:durableId="2097939158">
     <w:abstractNumId w:val="5"/>
   </w:num>
-  <w:num w:numId="4" w16cid:durableId="1486245485">
+  <w:num w:numId="4" w16cid:durableId="754590823">
     <w:abstractNumId w:val="4"/>
   </w:num>
-  <w:num w:numId="5" w16cid:durableId="325401581">
+  <w:num w:numId="5" w16cid:durableId="713697675">
     <w:abstractNumId w:val="7"/>
   </w:num>
-  <w:num w:numId="6" w16cid:durableId="266425034">
+  <w:num w:numId="6" w16cid:durableId="1097672682">
     <w:abstractNumId w:val="3"/>
   </w:num>
-  <w:num w:numId="7" w16cid:durableId="1136293236">
+  <w:num w:numId="7" w16cid:durableId="102044604">
     <w:abstractNumId w:val="2"/>
   </w:num>
-  <w:num w:numId="8" w16cid:durableId="11035770">
+  <w:num w:numId="8" w16cid:durableId="433326973">
     <w:abstractNumId w:val="1"/>
   </w:num>
-  <w:num w:numId="9" w16cid:durableId="382023255">
+  <w:num w:numId="9" w16cid:durableId="1718309442">
     <w:abstractNumId w:val="0"/>
   </w:num>
-  <w:num w:numId="10" w16cid:durableId="920286632">
+  <w:num w:numId="10" w16cid:durableId="174658597">
     <w:abstractNumId w:val="9"/>
   </w:num>
-  <w:num w:numId="11" w16cid:durableId="34157098">
+  <w:num w:numId="11" w16cid:durableId="1453936197">
     <w:abstractNumId w:val="11"/>
     <w:lvlOverride w:ilvl="0">
       <w:startOverride w:val="1"/>
@@ -3738,79 +3601,43 @@
       <w:startOverride w:val="1"/>
     </w:lvlOverride>
   </w:num>
-  <w:num w:numId="12" w16cid:durableId="2144423159">
+  <w:num w:numId="12" w16cid:durableId="611866531">
     <w:abstractNumId w:val="10"/>
   </w:num>
-  <w:num w:numId="13" w16cid:durableId="501168106">
+  <w:num w:numId="13" w16cid:durableId="2031636668">
     <w:abstractNumId w:val="10"/>
   </w:num>
-  <w:num w:numId="14" w16cid:durableId="1173564623">
+  <w:num w:numId="14" w16cid:durableId="1159811655">
     <w:abstractNumId w:val="10"/>
   </w:num>
-  <w:num w:numId="15" w16cid:durableId="790632501">
+  <w:num w:numId="15" w16cid:durableId="29377681">
     <w:abstractNumId w:val="10"/>
   </w:num>
-  <w:num w:numId="16" w16cid:durableId="273707353">
+  <w:num w:numId="16" w16cid:durableId="885407604">
     <w:abstractNumId w:val="10"/>
   </w:num>
-  <w:num w:numId="17" w16cid:durableId="332496530">
+  <w:num w:numId="17" w16cid:durableId="793209869">
     <w:abstractNumId w:val="10"/>
   </w:num>
-  <w:num w:numId="18" w16cid:durableId="2009821925">
+  <w:num w:numId="18" w16cid:durableId="367876025">
     <w:abstractNumId w:val="10"/>
   </w:num>
-  <w:num w:numId="19" w16cid:durableId="1324241744">
+  <w:num w:numId="19" w16cid:durableId="1153984835">
     <w:abstractNumId w:val="10"/>
   </w:num>
-  <w:num w:numId="20" w16cid:durableId="354354419">
+  <w:num w:numId="20" w16cid:durableId="92554330">
     <w:abstractNumId w:val="10"/>
   </w:num>
-  <w:num w:numId="21" w16cid:durableId="1049570321">
+  <w:num w:numId="21" w16cid:durableId="142234163">
     <w:abstractNumId w:val="10"/>
   </w:num>
-  <w:num w:numId="22" w16cid:durableId="1465660639">
+  <w:num w:numId="22" w16cid:durableId="2093040861">
     <w:abstractNumId w:val="10"/>
   </w:num>
-  <w:num w:numId="23" w16cid:durableId="1243023122">
+  <w:num w:numId="23" w16cid:durableId="1970740993">
     <w:abstractNumId w:val="10"/>
   </w:num>
-  <w:num w:numId="24" w16cid:durableId="903370796">
-    <w:abstractNumId w:val="10"/>
-  </w:num>
-  <w:num w:numId="25" w16cid:durableId="1559364594">
-    <w:abstractNumId w:val="10"/>
-  </w:num>
-  <w:num w:numId="26" w16cid:durableId="2009936872">
-    <w:abstractNumId w:val="10"/>
-  </w:num>
-  <w:num w:numId="27" w16cid:durableId="1258714632">
-    <w:abstractNumId w:val="10"/>
-  </w:num>
-  <w:num w:numId="28" w16cid:durableId="518011069">
-    <w:abstractNumId w:val="10"/>
-  </w:num>
-  <w:num w:numId="29" w16cid:durableId="1366250404">
-    <w:abstractNumId w:val="10"/>
-  </w:num>
-  <w:num w:numId="30" w16cid:durableId="849640513">
-    <w:abstractNumId w:val="10"/>
-  </w:num>
-  <w:num w:numId="31" w16cid:durableId="1465462551">
-    <w:abstractNumId w:val="10"/>
-  </w:num>
-  <w:num w:numId="32" w16cid:durableId="1160315454">
-    <w:abstractNumId w:val="10"/>
-  </w:num>
-  <w:num w:numId="33" w16cid:durableId="1398357326">
-    <w:abstractNumId w:val="10"/>
-  </w:num>
-  <w:num w:numId="34" w16cid:durableId="931553354">
-    <w:abstractNumId w:val="10"/>
-  </w:num>
-  <w:num w:numId="35" w16cid:durableId="1850562561">
-    <w:abstractNumId w:val="10"/>
-  </w:num>
-  <w:num w:numId="36" w16cid:durableId="1738362792">
+  <w:num w:numId="24" w16cid:durableId="242372142">
     <w:abstractNumId w:val="10"/>
   </w:num>
 </w:numbering>
@@ -15406,10 +15233,22 @@
     <w:autoRedefine/>
     <w:uiPriority w:val="39"/>
     <w:unhideWhenUsed/>
-    <w:rsid w:val="00335C11"/>
+    <w:rsid w:val="00A32DF5"/>
     <w:pPr>
       <w:spacing w:after="100"/>
       <w:ind w:left="220"/>
+    </w:pPr>
+  </w:style>
+  <w:style w:type="paragraph" w:styleId="TOC1">
+    <w:name w:val="toc 1"/>
+    <w:basedOn w:val="Normal"/>
+    <w:next w:val="Normal"/>
+    <w:autoRedefine/>
+    <w:uiPriority w:val="39"/>
+    <w:unhideWhenUsed/>
+    <w:rsid w:val="00A32DF5"/>
+    <w:pPr>
+      <w:spacing w:after="100"/>
     </w:pPr>
   </w:style>
   <w:style w:type="paragraph" w:styleId="TOC3">
@@ -15419,7 +15258,7 @@
     <w:autoRedefine/>
     <w:uiPriority w:val="39"/>
     <w:unhideWhenUsed/>
-    <w:rsid w:val="00335C11"/>
+    <w:rsid w:val="00A32DF5"/>
     <w:pPr>
       <w:spacing w:after="100"/>
       <w:ind w:left="440"/>
@@ -15430,7 +15269,7 @@
     <w:basedOn w:val="DefaultParagraphFont"/>
     <w:uiPriority w:val="99"/>
     <w:unhideWhenUsed/>
-    <w:rsid w:val="00335C11"/>
+    <w:rsid w:val="00A32DF5"/>
     <w:rPr>
       <w:color w:val="0000FF" w:themeColor="hyperlink"/>
       <w:u w:val="single"/>
